--- a/docs/Jotion-Updates-and-Next-Steps.docx
+++ b/docs/Jotion-Updates-and-Next-Steps.docx
@@ -4988,6 +4988,180 @@
           </w:p>
         </w:tc>
       </w:tr>
+      <w:tr>
+        <w:tc>
+          <w:tcPr>
+            <w:tcW w:type="dxa" w:w="2412"/>
+          </w:tcPr>
+          <w:p>
+            <w:r/>
+            <w:r>
+              <w:rPr>
+                <w:sz w:val="19"/>
+              </w:rPr>
+              <w:t>9</w:t>
+            </w:r>
+          </w:p>
+        </w:tc>
+        <w:tc>
+          <w:tcPr>
+            <w:tcW w:type="dxa" w:w="2412"/>
+          </w:tcPr>
+          <w:p>
+            <w:r/>
+            <w:r>
+              <w:rPr>
+                <w:sz w:val="19"/>
+              </w:rPr>
+              <w:t>`useSearchParams()` returns `null` while a route is statically rendered</w:t>
+            </w:r>
+          </w:p>
+        </w:tc>
+        <w:tc>
+          <w:tcPr>
+            <w:tcW w:type="dxa" w:w="2412"/>
+          </w:tcPr>
+          <w:p>
+            <w:r/>
+            <w:r>
+              <w:rPr>
+                <w:sz w:val="19"/>
+              </w:rPr>
+              <w:t>**The deployed app crashed with *“Cannot read properties of null (reading 'get')”*** on the pricing, settings and checkout pages</w:t>
+            </w:r>
+          </w:p>
+        </w:tc>
+        <w:tc>
+          <w:tcPr>
+            <w:tcW w:type="dxa" w:w="2412"/>
+          </w:tcPr>
+          <w:p>
+            <w:r/>
+            <w:r>
+              <w:rPr>
+                <w:sz w:val="19"/>
+              </w:rPr>
+              <w:t>`useSafeSearchParams()` always returns a `URLSearchParams` (regression test included)</w:t>
+            </w:r>
+          </w:p>
+        </w:tc>
+      </w:tr>
+      <w:tr>
+        <w:tc>
+          <w:tcPr>
+            <w:tcW w:type="dxa" w:w="2412"/>
+          </w:tcPr>
+          <w:p>
+            <w:r/>
+            <w:r>
+              <w:rPr>
+                <w:sz w:val="19"/>
+              </w:rPr>
+              <w:t>10</w:t>
+            </w:r>
+          </w:p>
+        </w:tc>
+        <w:tc>
+          <w:tcPr>
+            <w:tcW w:type="dxa" w:w="2412"/>
+          </w:tcPr>
+          <w:p>
+            <w:r/>
+            <w:r>
+              <w:rPr>
+                <w:sz w:val="19"/>
+              </w:rPr>
+              <w:t>The Clerk provider throws when the publishable key is missing</w:t>
+            </w:r>
+          </w:p>
+        </w:tc>
+        <w:tc>
+          <w:tcPr>
+            <w:tcW w:type="dxa" w:w="2412"/>
+          </w:tcPr>
+          <w:p>
+            <w:r/>
+            <w:r>
+              <w:rPr>
+                <w:sz w:val="19"/>
+              </w:rPr>
+              <w:t>A deployment without `NEXT_PUBLIC_CLERK_PUBLISHABLE_KEY` returned a 500 for every page</w:t>
+            </w:r>
+          </w:p>
+        </w:tc>
+        <w:tc>
+          <w:tcPr>
+            <w:tcW w:type="dxa" w:w="2412"/>
+          </w:tcPr>
+          <w:p>
+            <w:r/>
+            <w:r>
+              <w:rPr>
+                <w:sz w:val="19"/>
+              </w:rPr>
+              <w:t>`&lt;ConfigurationCheck /&gt;` renders a setup screen that lists the missing variables</w:t>
+            </w:r>
+          </w:p>
+        </w:tc>
+      </w:tr>
+      <w:tr>
+        <w:tc>
+          <w:tcPr>
+            <w:tcW w:type="dxa" w:w="2412"/>
+          </w:tcPr>
+          <w:p>
+            <w:r/>
+            <w:r>
+              <w:rPr>
+                <w:sz w:val="19"/>
+              </w:rPr>
+              <w:t>11</w:t>
+            </w:r>
+          </w:p>
+        </w:tc>
+        <w:tc>
+          <w:tcPr>
+            <w:tcW w:type="dxa" w:w="2412"/>
+          </w:tcPr>
+          <w:p>
+            <w:r/>
+            <w:r>
+              <w:rPr>
+                <w:sz w:val="19"/>
+              </w:rPr>
+              <w:t>The local upload fallback wrote into the project directory</w:t>
+            </w:r>
+          </w:p>
+        </w:tc>
+        <w:tc>
+          <w:tcPr>
+            <w:tcW w:type="dxa" w:w="2412"/>
+          </w:tcPr>
+          <w:p>
+            <w:r/>
+            <w:r>
+              <w:rPr>
+                <w:sz w:val="19"/>
+              </w:rPr>
+              <w:t>The Vercel build referenced files from the local file system and failed</w:t>
+            </w:r>
+          </w:p>
+        </w:tc>
+        <w:tc>
+          <w:tcPr>
+            <w:tcW w:type="dxa" w:w="2412"/>
+          </w:tcPr>
+          <w:p>
+            <w:r/>
+            <w:r>
+              <w:rPr>
+                <w:sz w:val="19"/>
+              </w:rPr>
+              <w:t>On serverless platforms the fallback writes to `/tmp`</w:t>
+            </w:r>
+          </w:p>
+        </w:tc>
+      </w:tr>
     </w:tbl>
     <w:p/>
     <w:p>
@@ -5267,15 +5441,7 @@
         <w:pStyle w:val="Heading2"/>
       </w:pPr>
       <w:r>
-        <w:t>5.2 This week — DONE</w:t>
-      </w:r>
-    </w:p>
-    <w:p>
-      <w:r>
-        <w:rPr>
-          <w:sz w:val="21"/>
-        </w:rPr>
-        <w:t>All six items of the original plan have been implemented and verified.</w:t>
+        <w:t>5.1.1 Deployment status</w:t>
       </w:r>
     </w:p>
     <w:tbl>
@@ -5301,7 +5467,7 @@
                 <w:b/>
                 <w:sz w:val="19"/>
               </w:rPr>
-              <w:t>Item</w:t>
+              <w:t>Part</w:t>
             </w:r>
           </w:p>
         </w:tc>
@@ -5331,7 +5497,7 @@
                 <w:b/>
                 <w:sz w:val="19"/>
               </w:rPr>
-              <w:t>What was built</w:t>
+              <w:t>Details</w:t>
             </w:r>
           </w:p>
         </w:tc>
@@ -5347,7 +5513,7 @@
               <w:rPr>
                 <w:sz w:val="19"/>
               </w:rPr>
-              <w:t>Exercise the billing flow end to end</w:t>
+              <w:t>Convex backend</w:t>
             </w:r>
           </w:p>
         </w:tc>
@@ -5361,7 +5527,7 @@
               <w:rPr>
                 <w:sz w:val="19"/>
               </w:rPr>
-              <w:t>DONE</w:t>
+              <w:t>DEPLOYED</w:t>
             </w:r>
           </w:p>
         </w:tc>
@@ -5375,7 +5541,7 @@
               <w:rPr>
                 <w:sz w:val="19"/>
               </w:rPr>
-              <w:t>The pricing engine, checkout, promos, tax, proration, renewals and payment methods are covered by 14 backend tests and verified live on the deployment</w:t>
+              <w:t>The production deployment `impartial-nightingale-31` runs the functions and the schema (18 tables). The demo self-check passes on it.</w:t>
             </w:r>
           </w:p>
         </w:tc>
@@ -5391,7 +5557,7 @@
               <w:rPr>
                 <w:sz w:val="19"/>
               </w:rPr>
-              <w:t>Seed a demo workspace</w:t>
+              <w:t>Web app</w:t>
             </w:r>
           </w:p>
         </w:tc>
@@ -5405,7 +5571,7 @@
               <w:rPr>
                 <w:sz w:val="19"/>
               </w:rPr>
-              <w:t>DONE</w:t>
+              <w:t>READY</w:t>
             </w:r>
           </w:p>
         </w:tc>
@@ -5419,7 +5585,7 @@
               <w:rPr>
                 <w:sz w:val="19"/>
               </w:rPr>
-              <w:t>`convex/demo.ts` — `demo:seed`, `demo:reset` and `demo:smoke`, protected by the `JOTION_DEMO_KEY` secret</w:t>
+              <w:t>`vercel.json`, `.vercelignore` and `.env.production` are in place and the Vercel compatibility check passes. A temporary preview deployment was created to validate the build; a permanent deployment needs the Vercel account (see below).</w:t>
             </w:r>
           </w:p>
         </w:tc>
@@ -5435,7 +5601,7 @@
               <w:rPr>
                 <w:sz w:val="19"/>
               </w:rPr>
-              <w:t>Clerk integration</w:t>
+              <w:t>GitHub</w:t>
             </w:r>
           </w:p>
         </w:tc>
@@ -5449,7 +5615,7 @@
               <w:rPr>
                 <w:sz w:val="19"/>
               </w:rPr>
-              <w:t>DONE</w:t>
+              <w:t>PUSHED</w:t>
             </w:r>
           </w:p>
         </w:tc>
@@ -5463,183 +5629,7 @@
               <w:rPr>
                 <w:sz w:val="19"/>
               </w:rPr>
-              <w:t>Upgraded to `@clerk/clerk-react` 5.61 — the `sessionClaims` type now matches Convex 1.47 and the cast in `convex-provider.tsx` is gone</w:t>
-            </w:r>
-          </w:p>
-        </w:tc>
-      </w:tr>
-      <w:tr>
-        <w:tc>
-          <w:tcPr>
-            <w:tcW w:type="dxa" w:w="3216"/>
-          </w:tcPr>
-          <w:p>
-            <w:r/>
-            <w:r>
-              <w:rPr>
-                <w:sz w:val="19"/>
-              </w:rPr>
-              <w:t>E-mail notifications</w:t>
-            </w:r>
-          </w:p>
-        </w:tc>
-        <w:tc>
-          <w:tcPr>
-            <w:tcW w:type="dxa" w:w="3216"/>
-          </w:tcPr>
-          <w:p>
-            <w:r/>
-            <w:r>
-              <w:rPr>
-                <w:sz w:val="19"/>
-              </w:rPr>
-              <w:t>DONE</w:t>
-            </w:r>
-          </w:p>
-        </w:tc>
-        <w:tc>
-          <w:tcPr>
-            <w:tcW w:type="dxa" w:w="3216"/>
-          </w:tcPr>
-          <w:p>
-            <w:r/>
-            <w:r>
-              <w:rPr>
-                <w:sz w:val="19"/>
-              </w:rPr>
-              <w:t>`lib/mailer.ts` + the internal `mail:send` action; mentions, invitations and invoices are e-mailed through Resend (or logged when no API key is set)</w:t>
-            </w:r>
-          </w:p>
-        </w:tc>
-      </w:tr>
-      <w:tr>
-        <w:tc>
-          <w:tcPr>
-            <w:tcW w:type="dxa" w:w="3216"/>
-          </w:tcPr>
-          <w:p>
-            <w:r/>
-            <w:r>
-              <w:rPr>
-                <w:sz w:val="19"/>
-              </w:rPr>
-              <w:t>Audit-log pagination</w:t>
-            </w:r>
-          </w:p>
-        </w:tc>
-        <w:tc>
-          <w:tcPr>
-            <w:tcW w:type="dxa" w:w="3216"/>
-          </w:tcPr>
-          <w:p>
-            <w:r/>
-            <w:r>
-              <w:rPr>
-                <w:sz w:val="19"/>
-              </w:rPr>
-              <w:t>DONE</w:t>
-            </w:r>
-          </w:p>
-        </w:tc>
-        <w:tc>
-          <w:tcPr>
-            <w:tcW w:type="dxa" w:w="3216"/>
-          </w:tcPr>
-          <w:p>
-            <w:r/>
-            <w:r>
-              <w:rPr>
-                <w:sz w:val="19"/>
-              </w:rPr>
-              <w:t>`activity:auditLogPaginated` with Convex cursor pagination and a *Load more* button in Settings → Activity</w:t>
-            </w:r>
-          </w:p>
-        </w:tc>
-      </w:tr>
-      <w:tr>
-        <w:tc>
-          <w:tcPr>
-            <w:tcW w:type="dxa" w:w="3216"/>
-          </w:tcPr>
-          <w:p>
-            <w:r/>
-            <w:r>
-              <w:rPr>
-                <w:sz w:val="19"/>
-              </w:rPr>
-              <w:t>Error boundaries per route</w:t>
-            </w:r>
-          </w:p>
-        </w:tc>
-        <w:tc>
-          <w:tcPr>
-            <w:tcW w:type="dxa" w:w="3216"/>
-          </w:tcPr>
-          <w:p>
-            <w:r/>
-            <w:r>
-              <w:rPr>
-                <w:sz w:val="19"/>
-              </w:rPr>
-              <w:t>DONE</w:t>
-            </w:r>
-          </w:p>
-        </w:tc>
-        <w:tc>
-          <w:tcPr>
-            <w:tcW w:type="dxa" w:w="3216"/>
-          </w:tcPr>
-          <w:p>
-            <w:r/>
-            <w:r>
-              <w:rPr>
-                <w:sz w:val="19"/>
-              </w:rPr>
-              <w:t>`app/(main)/error.tsx` (workspace shell) and `app/global-error.tsx` (whole document)</w:t>
-            </w:r>
-          </w:p>
-        </w:tc>
-      </w:tr>
-      <w:tr>
-        <w:tc>
-          <w:tcPr>
-            <w:tcW w:type="dxa" w:w="3216"/>
-          </w:tcPr>
-          <w:p>
-            <w:r/>
-            <w:r>
-              <w:rPr>
-                <w:sz w:val="19"/>
-              </w:rPr>
-              <w:t>Private pages (advertised but not enforced)</w:t>
-            </w:r>
-          </w:p>
-        </w:tc>
-        <w:tc>
-          <w:tcPr>
-            <w:tcW w:type="dxa" w:w="3216"/>
-          </w:tcPr>
-          <w:p>
-            <w:r/>
-            <w:r>
-              <w:rPr>
-                <w:sz w:val="19"/>
-              </w:rPr>
-              <w:t>DONE</w:t>
-            </w:r>
-          </w:p>
-        </w:tc>
-        <w:tc>
-          <w:tcPr>
-            <w:tcW w:type="dxa" w:w="3216"/>
-          </w:tcPr>
-          <w:p>
-            <w:r/>
-            <w:r>
-              <w:rPr>
-                <w:sz w:val="19"/>
-              </w:rPr>
-              <w:t>`isPrivate` on documents, enforced on the server, blocked on the Free plan, with a toggle in the page menu</w:t>
+              <w:t>Every commit is on the `v2` branch of the repository; the CI workflow runs the full verification on every push.</w:t>
             </w:r>
           </w:p>
         </w:tc>
@@ -5647,200 +5637,156 @@
     </w:tbl>
     <w:p/>
     <w:p>
-      <w:pPr>
-        <w:pStyle w:val="Heading2"/>
-      </w:pPr>
-      <w:r>
-        <w:t>5.2.1 How to use the demo helpers</w:t>
+      <w:r>
+        <w:rPr>
+          <w:b/>
+          <w:sz w:val="21"/>
+        </w:rPr>
+        <w:t>The three manual steps</w:t>
+      </w:r>
+      <w:r>
+        <w:rPr>
+          <w:sz w:val="21"/>
+        </w:rPr>
+        <w:t xml:space="preserve"> (they need your accounts):</w:t>
       </w:r>
     </w:p>
     <w:p>
       <w:pPr>
-        <w:spacing w:after="0" w:before="0" w:line="240" w:lineRule="auto"/>
+        <w:pStyle w:val="ListNumber"/>
+        <w:spacing w:after="40"/>
+        <w:ind w:left="432"/>
       </w:pPr>
       <w:r>
         <w:rPr>
-          <w:rFonts w:ascii="Consolas" w:hAnsi="Consolas" w:eastAsia="Consolas"/>
-          <w:sz w:val="15"/>
+          <w:b/>
+          <w:sz w:val="21"/>
         </w:rPr>
-        <w:t># one-off: create the secret (and keep it out of the repository)</w:t>
-      </w:r>
-    </w:p>
-    <w:p>
-      <w:pPr>
-        <w:spacing w:after="0" w:before="0" w:line="240" w:lineRule="auto"/>
-      </w:pPr>
-      <w:r>
-        <w:rPr>
-          <w:rFonts w:ascii="Consolas" w:hAnsi="Consolas" w:eastAsia="Consolas"/>
-          <w:sz w:val="15"/>
-        </w:rPr>
-        <w:t>npx convex env set JOTION_DEMO_KEY "$(openssl rand -hex 16)"</w:t>
-      </w:r>
-    </w:p>
-    <w:p>
-      <w:pPr>
-        <w:spacing w:after="0" w:before="0" w:line="240" w:lineRule="auto"/>
-      </w:pPr>
-      <w:r>
-        <w:rPr>
-          <w:rFonts w:ascii="Consolas" w:hAnsi="Consolas" w:eastAsia="Consolas"/>
-          <w:sz w:val="15"/>
-        </w:rPr>
-        <w:t xml:space="preserve"> </w:t>
-      </w:r>
-    </w:p>
-    <w:p>
-      <w:pPr>
-        <w:spacing w:after="0" w:before="0" w:line="240" w:lineRule="auto"/>
-      </w:pPr>
-      <w:r>
-        <w:rPr>
-          <w:rFonts w:ascii="Consolas" w:hAnsi="Consolas" w:eastAsia="Consolas"/>
-          <w:sz w:val="15"/>
-        </w:rPr>
-        <w:t># read the key back</w:t>
-      </w:r>
-    </w:p>
-    <w:p>
-      <w:pPr>
-        <w:spacing w:after="0" w:before="0" w:line="240" w:lineRule="auto"/>
-      </w:pPr>
-      <w:r>
-        <w:rPr>
-          <w:rFonts w:ascii="Consolas" w:hAnsi="Consolas" w:eastAsia="Consolas"/>
-          <w:sz w:val="15"/>
-        </w:rPr>
-        <w:t>npx convex env get JOTION_DEMO_KEY</w:t>
-      </w:r>
-    </w:p>
-    <w:p>
-      <w:pPr>
-        <w:spacing w:after="0" w:before="0" w:line="240" w:lineRule="auto"/>
-      </w:pPr>
-      <w:r>
-        <w:rPr>
-          <w:rFonts w:ascii="Consolas" w:hAnsi="Consolas" w:eastAsia="Consolas"/>
-          <w:sz w:val="15"/>
-        </w:rPr>
-        <w:t xml:space="preserve"> </w:t>
-      </w:r>
-    </w:p>
-    <w:p>
-      <w:pPr>
-        <w:spacing w:after="0" w:before="0" w:line="240" w:lineRule="auto"/>
-      </w:pPr>
-      <w:r>
-        <w:rPr>
-          <w:rFonts w:ascii="Consolas" w:hAnsi="Consolas" w:eastAsia="Consolas"/>
-          <w:sz w:val="15"/>
-        </w:rPr>
-        <w:t># seed a demo workspace (owned by a Clerk user id)</w:t>
-      </w:r>
-    </w:p>
-    <w:p>
-      <w:pPr>
-        <w:spacing w:after="0" w:before="0" w:line="240" w:lineRule="auto"/>
-      </w:pPr>
-      <w:r>
-        <w:rPr>
-          <w:rFonts w:ascii="Consolas" w:hAnsi="Consolas" w:eastAsia="Consolas"/>
-          <w:sz w:val="15"/>
-        </w:rPr>
-        <w:t>npx convex run demo:seed '{"key":"&lt;KEY&gt;","userId":"&lt;clerk_user_id&gt;"}'</w:t>
-      </w:r>
-    </w:p>
-    <w:p>
-      <w:pPr>
-        <w:spacing w:after="0" w:before="0" w:line="240" w:lineRule="auto"/>
-      </w:pPr>
-      <w:r>
-        <w:rPr>
-          <w:rFonts w:ascii="Consolas" w:hAnsi="Consolas" w:eastAsia="Consolas"/>
-          <w:sz w:val="15"/>
-        </w:rPr>
-        <w:t xml:space="preserve"> </w:t>
-      </w:r>
-    </w:p>
-    <w:p>
-      <w:pPr>
-        <w:spacing w:after="0" w:before="0" w:line="240" w:lineRule="auto"/>
-      </w:pPr>
-      <w:r>
-        <w:rPr>
-          <w:rFonts w:ascii="Consolas" w:hAnsi="Consolas" w:eastAsia="Consolas"/>
-          <w:sz w:val="15"/>
-        </w:rPr>
-        <w:t># self-check the deployment (pricing, formulas, limits)</w:t>
-      </w:r>
-    </w:p>
-    <w:p>
-      <w:pPr>
-        <w:spacing w:after="0" w:before="0" w:line="240" w:lineRule="auto"/>
-      </w:pPr>
-      <w:r>
-        <w:rPr>
-          <w:rFonts w:ascii="Consolas" w:hAnsi="Consolas" w:eastAsia="Consolas"/>
-          <w:sz w:val="15"/>
-        </w:rPr>
-        <w:t>npx convex run demo:smoke '{"key":"&lt;KEY&gt;"}'</w:t>
-      </w:r>
-    </w:p>
-    <w:p>
-      <w:pPr>
-        <w:spacing w:after="0" w:before="0" w:line="240" w:lineRule="auto"/>
-      </w:pPr>
-      <w:r>
-        <w:rPr>
-          <w:rFonts w:ascii="Consolas" w:hAnsi="Consolas" w:eastAsia="Consolas"/>
-          <w:sz w:val="15"/>
-        </w:rPr>
-        <w:t xml:space="preserve"> </w:t>
-      </w:r>
-    </w:p>
-    <w:p>
-      <w:pPr>
-        <w:spacing w:after="0" w:before="0" w:line="240" w:lineRule="auto"/>
-      </w:pPr>
-      <w:r>
-        <w:rPr>
-          <w:rFonts w:ascii="Consolas" w:hAnsi="Consolas" w:eastAsia="Consolas"/>
-          <w:sz w:val="15"/>
-        </w:rPr>
-        <w:t># clean up again</w:t>
-      </w:r>
-    </w:p>
-    <w:p>
-      <w:pPr>
-        <w:spacing w:after="0" w:before="0" w:line="240" w:lineRule="auto"/>
-      </w:pPr>
-      <w:r>
-        <w:rPr>
-          <w:rFonts w:ascii="Consolas" w:hAnsi="Consolas" w:eastAsia="Consolas"/>
-          <w:sz w:val="15"/>
-        </w:rPr>
-        <w:t>npx convex run demo:reset '{"key":"&lt;KEY&gt;"}'</w:t>
-      </w:r>
-    </w:p>
-    <w:p>
+        <w:t>Clerk</w:t>
+      </w:r>
       <w:r>
         <w:rPr>
           <w:sz w:val="21"/>
         </w:rPr>
-        <w:t xml:space="preserve">The helpers refuse to run when </w:t>
+        <w:t xml:space="preserve"> — copy the publishable key of your production instance and add it to the Vercel project as </w:t>
       </w:r>
       <w:r>
         <w:rPr>
           <w:rFonts w:ascii="Consolas" w:hAnsi="Consolas"/>
           <w:sz w:val="19"/>
         </w:rPr>
-        <w:t>JOTION_DEMO_KEY</w:t>
+        <w:t>NEXT_PUBLIC_CLERK_PUBLISHABLE_KEY</w:t>
       </w:r>
       <w:r>
         <w:rPr>
           <w:sz w:val="21"/>
         </w:rPr>
-        <w:t xml:space="preserve"> is not configured, so they are inert on a deployment where the secret is missing.</w:t>
+        <w:t>. Without it the app shows a setup screen instead of crashing.</w:t>
+      </w:r>
+    </w:p>
+    <w:p>
+      <w:pPr>
+        <w:pStyle w:val="ListNumber"/>
+        <w:spacing w:after="40"/>
+        <w:ind w:left="432"/>
+      </w:pPr>
+      <w:r>
+        <w:rPr>
+          <w:b/>
+          <w:sz w:val="21"/>
+        </w:rPr>
+        <w:t>Vercel</w:t>
+      </w:r>
+      <w:r>
+        <w:rPr>
+          <w:sz w:val="21"/>
+        </w:rPr>
+        <w:t xml:space="preserve"> — </w:t>
+      </w:r>
+      <w:r>
+        <w:rPr>
+          <w:rFonts w:ascii="Consolas" w:hAnsi="Consolas"/>
+          <w:sz w:val="19"/>
+        </w:rPr>
+        <w:t>npx vercel login &amp;&amp; npx vercel link</w:t>
+      </w:r>
+      <w:r>
+        <w:rPr>
+          <w:sz w:val="21"/>
+        </w:rPr>
+        <w:t xml:space="preserve">, add the two environment variables and run </w:t>
+      </w:r>
+      <w:r>
+        <w:rPr>
+          <w:rFonts w:ascii="Consolas" w:hAnsi="Consolas"/>
+          <w:sz w:val="19"/>
+        </w:rPr>
+        <w:t>npx vercel --prod</w:t>
+      </w:r>
+      <w:r>
+        <w:rPr>
+          <w:sz w:val="21"/>
+        </w:rPr>
+        <w:t xml:space="preserve"> (or install the Vercel GitHub app and let every push deploy).</w:t>
+      </w:r>
+    </w:p>
+    <w:p>
+      <w:pPr>
+        <w:pStyle w:val="ListNumber"/>
+        <w:spacing w:after="40"/>
+        <w:ind w:left="432"/>
+      </w:pPr>
+      <w:r>
+        <w:rPr>
+          <w:b/>
+          <w:sz w:val="21"/>
+        </w:rPr>
+        <w:t>Storage (optional)</w:t>
+      </w:r>
+      <w:r>
+        <w:rPr>
+          <w:sz w:val="21"/>
+        </w:rPr>
+        <w:t xml:space="preserve"> — add </w:t>
+      </w:r>
+      <w:r>
+        <w:rPr>
+          <w:rFonts w:ascii="Consolas" w:hAnsi="Consolas"/>
+          <w:sz w:val="19"/>
+        </w:rPr>
+        <w:t>EDGE_STORE_ACCESS_KEY</w:t>
+      </w:r>
+      <w:r>
+        <w:rPr>
+          <w:sz w:val="21"/>
+        </w:rPr>
+        <w:t xml:space="preserve"> and </w:t>
+      </w:r>
+      <w:r>
+        <w:rPr>
+          <w:rFonts w:ascii="Consolas" w:hAnsi="Consolas"/>
+          <w:sz w:val="19"/>
+        </w:rPr>
+        <w:t>EDGE_STORE_SECRET_KEY</w:t>
+      </w:r>
+      <w:r>
+        <w:rPr>
+          <w:sz w:val="21"/>
+        </w:rPr>
+        <w:t xml:space="preserve"> so that uploads are durable; without them the local fallback writes to </w:t>
+      </w:r>
+      <w:r>
+        <w:rPr>
+          <w:rFonts w:ascii="Consolas" w:hAnsi="Consolas"/>
+          <w:sz w:val="19"/>
+        </w:rPr>
+        <w:t>/tmp</w:t>
+      </w:r>
+      <w:r>
+        <w:rPr>
+          <w:sz w:val="21"/>
+        </w:rPr>
+        <w:t>, which is wiped on every serverless instance.</w:t>
       </w:r>
     </w:p>
     <w:p>
@@ -5848,7 +5794,15 @@
         <w:pStyle w:val="Heading2"/>
       </w:pPr>
       <w:r>
-        <w:t>5.3 The backlog — what is done and what is left</w:t>
+        <w:t>5.2 This week — DONE</w:t>
+      </w:r>
+    </w:p>
+    <w:p>
+      <w:r>
+        <w:rPr>
+          <w:sz w:val="21"/>
+        </w:rPr>
+        <w:t>All six items of the original plan have been implemented and verified.</w:t>
       </w:r>
     </w:p>
     <w:tbl>
@@ -5874,7 +5828,7 @@
                 <w:b/>
                 <w:sz w:val="19"/>
               </w:rPr>
-              <w:t>Feature</w:t>
+              <w:t>Item</w:t>
             </w:r>
           </w:p>
         </w:tc>
@@ -5904,7 +5858,7 @@
                 <w:b/>
                 <w:sz w:val="19"/>
               </w:rPr>
-              <w:t>Notes</w:t>
+              <w:t>What was built</w:t>
             </w:r>
           </w:p>
         </w:tc>
@@ -5920,7 +5874,7 @@
               <w:rPr>
                 <w:sz w:val="19"/>
               </w:rPr>
-              <w:t>Real-time collaboration</w:t>
+              <w:t>Exercise the billing flow end to end</w:t>
             </w:r>
           </w:p>
         </w:tc>
@@ -5948,7 +5902,7 @@
               <w:rPr>
                 <w:sz w:val="19"/>
               </w:rPr>
-              <w:t>Yjs CRDT synced through Convex, presence in the header, convergence tested</w:t>
+              <w:t>The pricing engine, checkout, promos, tax, proration, renewals and payment methods are covered by 14 backend tests and verified live on the deployment</w:t>
             </w:r>
           </w:p>
         </w:tc>
@@ -5964,7 +5918,7 @@
               <w:rPr>
                 <w:sz w:val="19"/>
               </w:rPr>
-              <w:t>Relations &amp; rollups</w:t>
+              <w:t>Seed a demo workspace</w:t>
             </w:r>
           </w:p>
         </w:tc>
@@ -5992,7 +5946,7 @@
               <w:rPr>
                 <w:sz w:val="19"/>
               </w:rPr>
-              <w:t>Cross-database links with count/sum/avg/min/max/list rollups</w:t>
+              <w:t>`convex/demo.ts` — `demo:seed`, `demo:reset` and `demo:smoke`, protected by the `JOTION_DEMO_KEY` secret</w:t>
             </w:r>
           </w:p>
         </w:tc>
@@ -6008,7 +5962,7 @@
               <w:rPr>
                 <w:sz w:val="19"/>
               </w:rPr>
-              <w:t>Synced blocks</w:t>
+              <w:t>Clerk integration</w:t>
             </w:r>
           </w:p>
         </w:tc>
@@ -6036,7 +5990,7 @@
               <w:rPr>
                 <w:sz w:val="19"/>
               </w:rPr>
-              <w:t>A page mirrors the content of another one and updates automatically</w:t>
+              <w:t>Upgraded to `@clerk/clerk-react` 5.61 — the `sessionClaims` type now matches Convex 1.47 and the cast in `convex-provider.tsx` is gone</w:t>
             </w:r>
           </w:p>
         </w:tc>
@@ -6052,7 +6006,7 @@
               <w:rPr>
                 <w:sz w:val="19"/>
               </w:rPr>
-              <w:t>Automations</w:t>
+              <w:t>E-mail notifications</w:t>
             </w:r>
           </w:p>
         </w:tc>
@@ -6080,7 +6034,7 @@
               <w:rPr>
                 <w:sz w:val="19"/>
               </w:rPr>
-              <w:t>Trigger → set a property / notify the team, limited by the plan</w:t>
+              <w:t>`lib/mailer.ts` + the internal `mail:send` action; mentions, invitations and invoices are e-mailed through Resend (or logged when no API key is set)</w:t>
             </w:r>
           </w:p>
         </w:tc>
@@ -6096,7 +6050,7 @@
               <w:rPr>
                 <w:sz w:val="19"/>
               </w:rPr>
-              <w:t>Import (Markdown / CSV / Notion export)</w:t>
+              <w:t>Audit-log pagination</w:t>
             </w:r>
           </w:p>
         </w:tc>
@@ -6124,7 +6078,7 @@
               <w:rPr>
                 <w:sz w:val="19"/>
               </w:rPr>
-              <w:t>All three import paths work</w:t>
+              <w:t>`activity:auditLogPaginated` with Convex cursor pagination and a *Load more* button in Settings → Activity</w:t>
             </w:r>
           </w:p>
         </w:tc>
@@ -6140,7 +6094,7 @@
               <w:rPr>
                 <w:sz w:val="19"/>
               </w:rPr>
-              <w:t>Templates with properties &amp; database presets</w:t>
+              <w:t>Error boundaries per route</w:t>
             </w:r>
           </w:p>
         </w:tc>
@@ -6168,7 +6122,7 @@
               <w:rPr>
                 <w:sz w:val="19"/>
               </w:rPr>
-              <w:t>Templates carry properties, columns and views</w:t>
+              <w:t>`app/(main)/error.tsx` (workspace shell) and `app/global-error.tsx` (whole document)</w:t>
             </w:r>
           </w:p>
         </w:tc>
@@ -6184,7 +6138,7 @@
               <w:rPr>
                 <w:sz w:val="19"/>
               </w:rPr>
-              <w:t>AI writing assistant</w:t>
+              <w:t>Private pages (advertised but not enforced)</w:t>
             </w:r>
           </w:p>
         </w:tc>
@@ -6212,271 +6166,7 @@
               <w:rPr>
                 <w:sz w:val="19"/>
               </w:rPr>
-              <w:t>Improve, shorten, summarize, continue, translate — pluggable provider</w:t>
-            </w:r>
-          </w:p>
-        </w:tc>
-      </w:tr>
-      <w:tr>
-        <w:tc>
-          <w:tcPr>
-            <w:tcW w:type="dxa" w:w="3216"/>
-          </w:tcPr>
-          <w:p>
-            <w:r/>
-            <w:r>
-              <w:rPr>
-                <w:sz w:val="19"/>
-              </w:rPr>
-              <w:t>Slack / Google Drive / GitHub integrations</w:t>
-            </w:r>
-          </w:p>
-        </w:tc>
-        <w:tc>
-          <w:tcPr>
-            <w:tcW w:type="dxa" w:w="3216"/>
-          </w:tcPr>
-          <w:p>
-            <w:r/>
-            <w:r>
-              <w:rPr>
-                <w:sz w:val="19"/>
-              </w:rPr>
-              <w:t>OPEN</w:t>
-            </w:r>
-          </w:p>
-        </w:tc>
-        <w:tc>
-          <w:tcPr>
-            <w:tcW w:type="dxa" w:w="3216"/>
-          </w:tcPr>
-          <w:p>
-            <w:r/>
-            <w:r>
-              <w:rPr>
-                <w:sz w:val="19"/>
-              </w:rPr>
-              <w:t>Needs third-party OAuth and webhooks</w:t>
-            </w:r>
-          </w:p>
-        </w:tc>
-      </w:tr>
-      <w:tr>
-        <w:tc>
-          <w:tcPr>
-            <w:tcW w:type="dxa" w:w="3216"/>
-          </w:tcPr>
-          <w:p>
-            <w:r/>
-            <w:r>
-              <w:rPr>
-                <w:sz w:val="19"/>
-              </w:rPr>
-              <w:t>Mobile apps</w:t>
-            </w:r>
-          </w:p>
-        </w:tc>
-        <w:tc>
-          <w:tcPr>
-            <w:tcW w:type="dxa" w:w="3216"/>
-          </w:tcPr>
-          <w:p>
-            <w:r/>
-            <w:r>
-              <w:rPr>
-                <w:sz w:val="19"/>
-              </w:rPr>
-              <w:t>OPEN</w:t>
-            </w:r>
-          </w:p>
-        </w:tc>
-        <w:tc>
-          <w:tcPr>
-            <w:tcW w:type="dxa" w:w="3216"/>
-          </w:tcPr>
-          <w:p>
-            <w:r/>
-            <w:r>
-              <w:rPr>
-                <w:sz w:val="19"/>
-              </w:rPr>
-              <w:t>A React Native shell on top of the existing API</w:t>
-            </w:r>
-          </w:p>
-        </w:tc>
-      </w:tr>
-      <w:tr>
-        <w:tc>
-          <w:tcPr>
-            <w:tcW w:type="dxa" w:w="3216"/>
-          </w:tcPr>
-          <w:p>
-            <w:r/>
-            <w:r>
-              <w:rPr>
-                <w:sz w:val="19"/>
-              </w:rPr>
-              <w:t>Offline support</w:t>
-            </w:r>
-          </w:p>
-        </w:tc>
-        <w:tc>
-          <w:tcPr>
-            <w:tcW w:type="dxa" w:w="3216"/>
-          </w:tcPr>
-          <w:p>
-            <w:r/>
-            <w:r>
-              <w:rPr>
-                <w:sz w:val="19"/>
-              </w:rPr>
-              <w:t>OPEN</w:t>
-            </w:r>
-          </w:p>
-        </w:tc>
-        <w:tc>
-          <w:tcPr>
-            <w:tcW w:type="dxa" w:w="3216"/>
-          </w:tcPr>
-          <w:p>
-            <w:r/>
-            <w:r>
-              <w:rPr>
-                <w:sz w:val="19"/>
-              </w:rPr>
-              <w:t>Local cache and conflict resolution</w:t>
-            </w:r>
-          </w:p>
-        </w:tc>
-      </w:tr>
-      <w:tr>
-        <w:tc>
-          <w:tcPr>
-            <w:tcW w:type="dxa" w:w="3216"/>
-          </w:tcPr>
-          <w:p>
-            <w:r/>
-            <w:r>
-              <w:rPr>
-                <w:sz w:val="19"/>
-              </w:rPr>
-              <w:t>Public pages with comments</w:t>
-            </w:r>
-          </w:p>
-        </w:tc>
-        <w:tc>
-          <w:tcPr>
-            <w:tcW w:type="dxa" w:w="3216"/>
-          </w:tcPr>
-          <w:p>
-            <w:r/>
-            <w:r>
-              <w:rPr>
-                <w:sz w:val="19"/>
-              </w:rPr>
-              <w:t>OPEN</w:t>
-            </w:r>
-          </w:p>
-        </w:tc>
-        <w:tc>
-          <w:tcPr>
-            <w:tcW w:type="dxa" w:w="3216"/>
-          </w:tcPr>
-          <w:p>
-            <w:r/>
-            <w:r>
-              <w:rPr>
-                <w:sz w:val="19"/>
-              </w:rPr>
-              <w:t>Comments on published pages for anonymous visitors</w:t>
-            </w:r>
-          </w:p>
-        </w:tc>
-      </w:tr>
-      <w:tr>
-        <w:tc>
-          <w:tcPr>
-            <w:tcW w:type="dxa" w:w="3216"/>
-          </w:tcPr>
-          <w:p>
-            <w:r/>
-            <w:r>
-              <w:rPr>
-                <w:sz w:val="19"/>
-              </w:rPr>
-              <w:t>Per-database permissions / private teamspaces</w:t>
-            </w:r>
-          </w:p>
-        </w:tc>
-        <w:tc>
-          <w:tcPr>
-            <w:tcW w:type="dxa" w:w="3216"/>
-          </w:tcPr>
-          <w:p>
-            <w:r/>
-            <w:r>
-              <w:rPr>
-                <w:sz w:val="19"/>
-              </w:rPr>
-              <w:t>OPEN</w:t>
-            </w:r>
-          </w:p>
-        </w:tc>
-        <w:tc>
-          <w:tcPr>
-            <w:tcW w:type="dxa" w:w="3216"/>
-          </w:tcPr>
-          <w:p>
-            <w:r/>
-            <w:r>
-              <w:rPr>
-                <w:sz w:val="19"/>
-              </w:rPr>
-              <w:t>Finer grained access control</w:t>
-            </w:r>
-          </w:p>
-        </w:tc>
-      </w:tr>
-      <w:tr>
-        <w:tc>
-          <w:tcPr>
-            <w:tcW w:type="dxa" w:w="3216"/>
-          </w:tcPr>
-          <w:p>
-            <w:r/>
-            <w:r>
-              <w:rPr>
-                <w:sz w:val="19"/>
-              </w:rPr>
-              <w:t>Real payment processing</w:t>
-            </w:r>
-          </w:p>
-        </w:tc>
-        <w:tc>
-          <w:tcPr>
-            <w:tcW w:type="dxa" w:w="3216"/>
-          </w:tcPr>
-          <w:p>
-            <w:r/>
-            <w:r>
-              <w:rPr>
-                <w:sz w:val="19"/>
-              </w:rPr>
-              <w:t>OPEN</w:t>
-            </w:r>
-          </w:p>
-        </w:tc>
-        <w:tc>
-          <w:tcPr>
-            <w:tcW w:type="dxa" w:w="3216"/>
-          </w:tcPr>
-          <w:p>
-            <w:r/>
-            <w:r>
-              <w:rPr>
-                <w:sz w:val="19"/>
-              </w:rPr>
-              <w:t>Replace the demo checkout with Stripe</w:t>
+              <w:t>`isPrivate` on documents, enforced on the server, blocked on the Free plan, with a toggle in the page menu</w:t>
             </w:r>
           </w:p>
         </w:tc>
@@ -6488,67 +6178,204 @@
         <w:pStyle w:val="Heading2"/>
       </w:pPr>
       <w:r>
-        <w:t>5.4 Later</w:t>
+        <w:t>5.2.1 How to use the demo helpers</w:t>
       </w:r>
     </w:p>
     <w:p>
       <w:pPr>
-        <w:pStyle w:val="ListBullet"/>
-        <w:spacing w:after="40"/>
-        <w:ind w:left="432"/>
+        <w:spacing w:after="0" w:before="0" w:line="240" w:lineRule="auto"/>
       </w:pPr>
+      <w:r>
+        <w:rPr>
+          <w:rFonts w:ascii="Consolas" w:hAnsi="Consolas" w:eastAsia="Consolas"/>
+          <w:sz w:val="15"/>
+        </w:rPr>
+        <w:t># one-off: create the secret (and keep it out of the repository)</w:t>
+      </w:r>
+    </w:p>
+    <w:p>
+      <w:pPr>
+        <w:spacing w:after="0" w:before="0" w:line="240" w:lineRule="auto"/>
+      </w:pPr>
+      <w:r>
+        <w:rPr>
+          <w:rFonts w:ascii="Consolas" w:hAnsi="Consolas" w:eastAsia="Consolas"/>
+          <w:sz w:val="15"/>
+        </w:rPr>
+        <w:t>npx convex env set JOTION_DEMO_KEY "$(openssl rand -hex 16)"</w:t>
+      </w:r>
+    </w:p>
+    <w:p>
+      <w:pPr>
+        <w:spacing w:after="0" w:before="0" w:line="240" w:lineRule="auto"/>
+      </w:pPr>
+      <w:r>
+        <w:rPr>
+          <w:rFonts w:ascii="Consolas" w:hAnsi="Consolas" w:eastAsia="Consolas"/>
+          <w:sz w:val="15"/>
+        </w:rPr>
+        <w:t xml:space="preserve"> </w:t>
+      </w:r>
+    </w:p>
+    <w:p>
+      <w:pPr>
+        <w:spacing w:after="0" w:before="0" w:line="240" w:lineRule="auto"/>
+      </w:pPr>
+      <w:r>
+        <w:rPr>
+          <w:rFonts w:ascii="Consolas" w:hAnsi="Consolas" w:eastAsia="Consolas"/>
+          <w:sz w:val="15"/>
+        </w:rPr>
+        <w:t># read the key back</w:t>
+      </w:r>
+    </w:p>
+    <w:p>
+      <w:pPr>
+        <w:spacing w:after="0" w:before="0" w:line="240" w:lineRule="auto"/>
+      </w:pPr>
+      <w:r>
+        <w:rPr>
+          <w:rFonts w:ascii="Consolas" w:hAnsi="Consolas" w:eastAsia="Consolas"/>
+          <w:sz w:val="15"/>
+        </w:rPr>
+        <w:t>npx convex env get JOTION_DEMO_KEY</w:t>
+      </w:r>
+    </w:p>
+    <w:p>
+      <w:pPr>
+        <w:spacing w:after="0" w:before="0" w:line="240" w:lineRule="auto"/>
+      </w:pPr>
+      <w:r>
+        <w:rPr>
+          <w:rFonts w:ascii="Consolas" w:hAnsi="Consolas" w:eastAsia="Consolas"/>
+          <w:sz w:val="15"/>
+        </w:rPr>
+        <w:t xml:space="preserve"> </w:t>
+      </w:r>
+    </w:p>
+    <w:p>
+      <w:pPr>
+        <w:spacing w:after="0" w:before="0" w:line="240" w:lineRule="auto"/>
+      </w:pPr>
+      <w:r>
+        <w:rPr>
+          <w:rFonts w:ascii="Consolas" w:hAnsi="Consolas" w:eastAsia="Consolas"/>
+          <w:sz w:val="15"/>
+        </w:rPr>
+        <w:t># seed a demo workspace (owned by a Clerk user id)</w:t>
+      </w:r>
+    </w:p>
+    <w:p>
+      <w:pPr>
+        <w:spacing w:after="0" w:before="0" w:line="240" w:lineRule="auto"/>
+      </w:pPr>
+      <w:r>
+        <w:rPr>
+          <w:rFonts w:ascii="Consolas" w:hAnsi="Consolas" w:eastAsia="Consolas"/>
+          <w:sz w:val="15"/>
+        </w:rPr>
+        <w:t>npx convex run demo:seed '{"key":"&lt;KEY&gt;","userId":"&lt;clerk_user_id&gt;"}'</w:t>
+      </w:r>
+    </w:p>
+    <w:p>
+      <w:pPr>
+        <w:spacing w:after="0" w:before="0" w:line="240" w:lineRule="auto"/>
+      </w:pPr>
+      <w:r>
+        <w:rPr>
+          <w:rFonts w:ascii="Consolas" w:hAnsi="Consolas" w:eastAsia="Consolas"/>
+          <w:sz w:val="15"/>
+        </w:rPr>
+        <w:t xml:space="preserve"> </w:t>
+      </w:r>
+    </w:p>
+    <w:p>
+      <w:pPr>
+        <w:spacing w:after="0" w:before="0" w:line="240" w:lineRule="auto"/>
+      </w:pPr>
+      <w:r>
+        <w:rPr>
+          <w:rFonts w:ascii="Consolas" w:hAnsi="Consolas" w:eastAsia="Consolas"/>
+          <w:sz w:val="15"/>
+        </w:rPr>
+        <w:t># self-check the deployment (pricing, formulas, limits)</w:t>
+      </w:r>
+    </w:p>
+    <w:p>
+      <w:pPr>
+        <w:spacing w:after="0" w:before="0" w:line="240" w:lineRule="auto"/>
+      </w:pPr>
+      <w:r>
+        <w:rPr>
+          <w:rFonts w:ascii="Consolas" w:hAnsi="Consolas" w:eastAsia="Consolas"/>
+          <w:sz w:val="15"/>
+        </w:rPr>
+        <w:t>npx convex run demo:smoke '{"key":"&lt;KEY&gt;"}'</w:t>
+      </w:r>
+    </w:p>
+    <w:p>
+      <w:pPr>
+        <w:spacing w:after="0" w:before="0" w:line="240" w:lineRule="auto"/>
+      </w:pPr>
+      <w:r>
+        <w:rPr>
+          <w:rFonts w:ascii="Consolas" w:hAnsi="Consolas" w:eastAsia="Consolas"/>
+          <w:sz w:val="15"/>
+        </w:rPr>
+        <w:t xml:space="preserve"> </w:t>
+      </w:r>
+    </w:p>
+    <w:p>
+      <w:pPr>
+        <w:spacing w:after="0" w:before="0" w:line="240" w:lineRule="auto"/>
+      </w:pPr>
+      <w:r>
+        <w:rPr>
+          <w:rFonts w:ascii="Consolas" w:hAnsi="Consolas" w:eastAsia="Consolas"/>
+          <w:sz w:val="15"/>
+        </w:rPr>
+        <w:t># clean up again</w:t>
+      </w:r>
+    </w:p>
+    <w:p>
+      <w:pPr>
+        <w:spacing w:after="0" w:before="0" w:line="240" w:lineRule="auto"/>
+      </w:pPr>
+      <w:r>
+        <w:rPr>
+          <w:rFonts w:ascii="Consolas" w:hAnsi="Consolas" w:eastAsia="Consolas"/>
+          <w:sz w:val="15"/>
+        </w:rPr>
+        <w:t>npx convex run demo:reset '{"key":"&lt;KEY&gt;"}'</w:t>
+      </w:r>
+    </w:p>
+    <w:p>
       <w:r>
         <w:rPr>
           <w:sz w:val="21"/>
         </w:rPr>
-        <w:t>Replace the demo checkout with a real payment provider (Stripe) — the billing model is already provider-agnostic.</w:t>
+        <w:t xml:space="preserve">The helpers refuse to run when </w:t>
+      </w:r>
+      <w:r>
+        <w:rPr>
+          <w:rFonts w:ascii="Consolas" w:hAnsi="Consolas"/>
+          <w:sz w:val="19"/>
+        </w:rPr>
+        <w:t>JOTION_DEMO_KEY</w:t>
+      </w:r>
+      <w:r>
+        <w:rPr>
+          <w:sz w:val="21"/>
+        </w:rPr>
+        <w:t xml:space="preserve"> is not configured, so they are inert on a deployment where the secret is missing.</w:t>
       </w:r>
     </w:p>
     <w:p>
       <w:pPr>
-        <w:pStyle w:val="ListBullet"/>
-        <w:spacing w:after="40"/>
-        <w:ind w:left="432"/>
+        <w:pStyle w:val="Heading2"/>
       </w:pPr>
       <w:r>
-        <w:rPr>
-          <w:sz w:val="21"/>
-        </w:rPr>
-        <w:t>Multi-region data residency (the Enterprise plan advertises it).</w:t>
-      </w:r>
-    </w:p>
-    <w:p>
-      <w:pPr>
-        <w:pStyle w:val="ListBullet"/>
-        <w:spacing w:after="40"/>
-        <w:ind w:left="432"/>
-      </w:pPr>
-      <w:r>
-        <w:rPr>
-          <w:sz w:val="21"/>
-        </w:rPr>
-        <w:t>Public pages with comments and reactions.</w:t>
-      </w:r>
-    </w:p>
-    <w:p>
-      <w:pPr>
-        <w:pStyle w:val="ListBullet"/>
-        <w:spacing w:after="40"/>
-        <w:ind w:left="432"/>
-      </w:pPr>
-      <w:r>
-        <w:rPr>
-          <w:sz w:val="21"/>
-        </w:rPr>
-        <w:t>Per-database permissions and private teamspaces.</w:t>
-      </w:r>
-    </w:p>
-    <w:p>
-      <w:pPr>
-        <w:pStyle w:val="Heading1"/>
-      </w:pPr>
-      <w:r>
-        <w:t>6. Known limitations &amp; risks</w:t>
+        <w:t>5.3 The backlog — what is done and what is left</w:t>
       </w:r>
     </w:p>
     <w:tbl>
@@ -6574,7 +6401,7 @@
                 <w:b/>
                 <w:sz w:val="19"/>
               </w:rPr>
-              <w:t>Area</w:t>
+              <w:t>Feature</w:t>
             </w:r>
           </w:p>
         </w:tc>
@@ -6589,7 +6416,7 @@
                 <w:b/>
                 <w:sz w:val="19"/>
               </w:rPr>
-              <w:t>Limitation</w:t>
+              <w:t>Status</w:t>
             </w:r>
           </w:p>
         </w:tc>
@@ -6604,7 +6431,7 @@
                 <w:b/>
                 <w:sz w:val="19"/>
               </w:rPr>
-              <w:t>Risk</w:t>
+              <w:t>Notes</w:t>
             </w:r>
           </w:p>
         </w:tc>
@@ -6620,7 +6447,7 @@
               <w:rPr>
                 <w:sz w:val="19"/>
               </w:rPr>
-              <w:t>Payments</w:t>
+              <w:t>Real-time collaboration</w:t>
             </w:r>
           </w:p>
         </w:tc>
@@ -6634,7 +6461,7 @@
               <w:rPr>
                 <w:sz w:val="19"/>
               </w:rPr>
-              <w:t>The card form is a demo — no real processor is connected</w:t>
+              <w:t>DONE</w:t>
             </w:r>
           </w:p>
         </w:tc>
@@ -6648,7 +6475,7 @@
               <w:rPr>
                 <w:sz w:val="19"/>
               </w:rPr>
-              <w:t>Medium — do not market as paid</w:t>
+              <w:t>Yjs CRDT synced through Convex, presence in the header, convergence tested</w:t>
             </w:r>
           </w:p>
         </w:tc>
@@ -6664,7 +6491,7 @@
               <w:rPr>
                 <w:sz w:val="19"/>
               </w:rPr>
-              <w:t>E-mail</w:t>
+              <w:t>Relations &amp; rollups</w:t>
             </w:r>
           </w:p>
         </w:tc>
@@ -6678,7 +6505,7 @@
               <w:rPr>
                 <w:sz w:val="19"/>
               </w:rPr>
-              <w:t>Invitations and mentions are stored but never e-mailed</w:t>
+              <w:t>DONE</w:t>
             </w:r>
           </w:p>
         </w:tc>
@@ -6692,7 +6519,7 @@
               <w:rPr>
                 <w:sz w:val="19"/>
               </w:rPr>
-              <w:t>Medium</w:t>
+              <w:t>Cross-database links with count/sum/avg/min/max/list rollups</w:t>
             </w:r>
           </w:p>
         </w:tc>
@@ -6708,7 +6535,7 @@
               <w:rPr>
                 <w:sz w:val="19"/>
               </w:rPr>
-              <w:t>Rate limiting</w:t>
+              <w:t>Synced blocks</w:t>
             </w:r>
           </w:p>
         </w:tc>
@@ -6722,7 +6549,7 @@
               <w:rPr>
                 <w:sz w:val="19"/>
               </w:rPr>
-              <w:t>No rate limit on the public upload endpoint</w:t>
+              <w:t>DONE</w:t>
             </w:r>
           </w:p>
         </w:tc>
@@ -6736,7 +6563,7 @@
               <w:rPr>
                 <w:sz w:val="19"/>
               </w:rPr>
-              <w:t>Medium — add it before launch</w:t>
+              <w:t>A page mirrors the content of another one and updates automatically</w:t>
             </w:r>
           </w:p>
         </w:tc>
@@ -6752,7 +6579,7 @@
               <w:rPr>
                 <w:sz w:val="19"/>
               </w:rPr>
-              <w:t>Storage</w:t>
+              <w:t>Automations</w:t>
             </w:r>
           </w:p>
         </w:tc>
@@ -6766,7 +6593,7 @@
               <w:rPr>
                 <w:sz w:val="19"/>
               </w:rPr>
-              <w:t>The local upload fallback writes to `.jotion-uploads/`</w:t>
+              <w:t>DONE</w:t>
             </w:r>
           </w:p>
         </w:tc>
@@ -6780,7 +6607,7 @@
               <w:rPr>
                 <w:sz w:val="19"/>
               </w:rPr>
-              <w:t>Low — development only</w:t>
+              <w:t>Trigger → set a property / notify the team, limited by the plan</w:t>
             </w:r>
           </w:p>
         </w:tc>
@@ -6796,7 +6623,7 @@
               <w:rPr>
                 <w:sz w:val="19"/>
               </w:rPr>
-              <w:t>Search</w:t>
+              <w:t>Import (Markdown / CSV / Notion export)</w:t>
             </w:r>
           </w:p>
         </w:tc>
@@ -6810,7 +6637,7 @@
               <w:rPr>
                 <w:sz w:val="19"/>
               </w:rPr>
-              <w:t>Full-text search scans the workspace client-side per query</w:t>
+              <w:t>DONE</w:t>
             </w:r>
           </w:p>
         </w:tc>
@@ -6824,7 +6651,7 @@
               <w:rPr>
                 <w:sz w:val="19"/>
               </w:rPr>
-              <w:t>Low until workspaces grow</w:t>
+              <w:t>All three import paths work</w:t>
             </w:r>
           </w:p>
         </w:tc>
@@ -6840,7 +6667,7 @@
               <w:rPr>
                 <w:sz w:val="19"/>
               </w:rPr>
-              <w:t>Convex upgrade</w:t>
+              <w:t>Templates with properties &amp; database presets</w:t>
             </w:r>
           </w:p>
         </w:tc>
@@ -6854,7 +6681,7 @@
               <w:rPr>
                 <w:sz w:val="19"/>
               </w:rPr>
-              <w:t>convex 1.16 → 1.47 was required for the test harness; the Clerk cast in `convex-provider.tsx` works around the type mismatch</w:t>
+              <w:t>DONE</w:t>
             </w:r>
           </w:p>
         </w:tc>
@@ -6868,7 +6695,7 @@
               <w:rPr>
                 <w:sz w:val="19"/>
               </w:rPr>
-              <w:t>Low — upgrade Clerk to v6</w:t>
+              <w:t>Templates carry properties, columns and views</w:t>
             </w:r>
           </w:p>
         </w:tc>
@@ -6884,7 +6711,7 @@
               <w:rPr>
                 <w:sz w:val="19"/>
               </w:rPr>
-              <w:t>Version history</w:t>
+              <w:t>AI writing assistant</w:t>
             </w:r>
           </w:p>
         </w:tc>
@@ -6898,7 +6725,7 @@
               <w:rPr>
                 <w:sz w:val="19"/>
               </w:rPr>
-              <w:t>Snapshots are created on every content change</w:t>
+              <w:t>DONE</w:t>
             </w:r>
           </w:p>
         </w:tc>
@@ -6912,7 +6739,271 @@
               <w:rPr>
                 <w:sz w:val="19"/>
               </w:rPr>
-              <w:t>Low — retention is plan limited</w:t>
+              <w:t>Improve, shorten, summarize, continue, translate — pluggable provider</w:t>
+            </w:r>
+          </w:p>
+        </w:tc>
+      </w:tr>
+      <w:tr>
+        <w:tc>
+          <w:tcPr>
+            <w:tcW w:type="dxa" w:w="3216"/>
+          </w:tcPr>
+          <w:p>
+            <w:r/>
+            <w:r>
+              <w:rPr>
+                <w:sz w:val="19"/>
+              </w:rPr>
+              <w:t>Slack / Google Drive / GitHub integrations</w:t>
+            </w:r>
+          </w:p>
+        </w:tc>
+        <w:tc>
+          <w:tcPr>
+            <w:tcW w:type="dxa" w:w="3216"/>
+          </w:tcPr>
+          <w:p>
+            <w:r/>
+            <w:r>
+              <w:rPr>
+                <w:sz w:val="19"/>
+              </w:rPr>
+              <w:t>OPEN</w:t>
+            </w:r>
+          </w:p>
+        </w:tc>
+        <w:tc>
+          <w:tcPr>
+            <w:tcW w:type="dxa" w:w="3216"/>
+          </w:tcPr>
+          <w:p>
+            <w:r/>
+            <w:r>
+              <w:rPr>
+                <w:sz w:val="19"/>
+              </w:rPr>
+              <w:t>Needs third-party OAuth and webhooks</w:t>
+            </w:r>
+          </w:p>
+        </w:tc>
+      </w:tr>
+      <w:tr>
+        <w:tc>
+          <w:tcPr>
+            <w:tcW w:type="dxa" w:w="3216"/>
+          </w:tcPr>
+          <w:p>
+            <w:r/>
+            <w:r>
+              <w:rPr>
+                <w:sz w:val="19"/>
+              </w:rPr>
+              <w:t>Mobile apps</w:t>
+            </w:r>
+          </w:p>
+        </w:tc>
+        <w:tc>
+          <w:tcPr>
+            <w:tcW w:type="dxa" w:w="3216"/>
+          </w:tcPr>
+          <w:p>
+            <w:r/>
+            <w:r>
+              <w:rPr>
+                <w:sz w:val="19"/>
+              </w:rPr>
+              <w:t>OPEN</w:t>
+            </w:r>
+          </w:p>
+        </w:tc>
+        <w:tc>
+          <w:tcPr>
+            <w:tcW w:type="dxa" w:w="3216"/>
+          </w:tcPr>
+          <w:p>
+            <w:r/>
+            <w:r>
+              <w:rPr>
+                <w:sz w:val="19"/>
+              </w:rPr>
+              <w:t>A React Native shell on top of the existing API</w:t>
+            </w:r>
+          </w:p>
+        </w:tc>
+      </w:tr>
+      <w:tr>
+        <w:tc>
+          <w:tcPr>
+            <w:tcW w:type="dxa" w:w="3216"/>
+          </w:tcPr>
+          <w:p>
+            <w:r/>
+            <w:r>
+              <w:rPr>
+                <w:sz w:val="19"/>
+              </w:rPr>
+              <w:t>Offline support</w:t>
+            </w:r>
+          </w:p>
+        </w:tc>
+        <w:tc>
+          <w:tcPr>
+            <w:tcW w:type="dxa" w:w="3216"/>
+          </w:tcPr>
+          <w:p>
+            <w:r/>
+            <w:r>
+              <w:rPr>
+                <w:sz w:val="19"/>
+              </w:rPr>
+              <w:t>OPEN</w:t>
+            </w:r>
+          </w:p>
+        </w:tc>
+        <w:tc>
+          <w:tcPr>
+            <w:tcW w:type="dxa" w:w="3216"/>
+          </w:tcPr>
+          <w:p>
+            <w:r/>
+            <w:r>
+              <w:rPr>
+                <w:sz w:val="19"/>
+              </w:rPr>
+              <w:t>Local cache and conflict resolution</w:t>
+            </w:r>
+          </w:p>
+        </w:tc>
+      </w:tr>
+      <w:tr>
+        <w:tc>
+          <w:tcPr>
+            <w:tcW w:type="dxa" w:w="3216"/>
+          </w:tcPr>
+          <w:p>
+            <w:r/>
+            <w:r>
+              <w:rPr>
+                <w:sz w:val="19"/>
+              </w:rPr>
+              <w:t>Public pages with comments</w:t>
+            </w:r>
+          </w:p>
+        </w:tc>
+        <w:tc>
+          <w:tcPr>
+            <w:tcW w:type="dxa" w:w="3216"/>
+          </w:tcPr>
+          <w:p>
+            <w:r/>
+            <w:r>
+              <w:rPr>
+                <w:sz w:val="19"/>
+              </w:rPr>
+              <w:t>OPEN</w:t>
+            </w:r>
+          </w:p>
+        </w:tc>
+        <w:tc>
+          <w:tcPr>
+            <w:tcW w:type="dxa" w:w="3216"/>
+          </w:tcPr>
+          <w:p>
+            <w:r/>
+            <w:r>
+              <w:rPr>
+                <w:sz w:val="19"/>
+              </w:rPr>
+              <w:t>Comments on published pages for anonymous visitors</w:t>
+            </w:r>
+          </w:p>
+        </w:tc>
+      </w:tr>
+      <w:tr>
+        <w:tc>
+          <w:tcPr>
+            <w:tcW w:type="dxa" w:w="3216"/>
+          </w:tcPr>
+          <w:p>
+            <w:r/>
+            <w:r>
+              <w:rPr>
+                <w:sz w:val="19"/>
+              </w:rPr>
+              <w:t>Per-database permissions / private teamspaces</w:t>
+            </w:r>
+          </w:p>
+        </w:tc>
+        <w:tc>
+          <w:tcPr>
+            <w:tcW w:type="dxa" w:w="3216"/>
+          </w:tcPr>
+          <w:p>
+            <w:r/>
+            <w:r>
+              <w:rPr>
+                <w:sz w:val="19"/>
+              </w:rPr>
+              <w:t>OPEN</w:t>
+            </w:r>
+          </w:p>
+        </w:tc>
+        <w:tc>
+          <w:tcPr>
+            <w:tcW w:type="dxa" w:w="3216"/>
+          </w:tcPr>
+          <w:p>
+            <w:r/>
+            <w:r>
+              <w:rPr>
+                <w:sz w:val="19"/>
+              </w:rPr>
+              <w:t>Finer grained access control</w:t>
+            </w:r>
+          </w:p>
+        </w:tc>
+      </w:tr>
+      <w:tr>
+        <w:tc>
+          <w:tcPr>
+            <w:tcW w:type="dxa" w:w="3216"/>
+          </w:tcPr>
+          <w:p>
+            <w:r/>
+            <w:r>
+              <w:rPr>
+                <w:sz w:val="19"/>
+              </w:rPr>
+              <w:t>Real payment processing</w:t>
+            </w:r>
+          </w:p>
+        </w:tc>
+        <w:tc>
+          <w:tcPr>
+            <w:tcW w:type="dxa" w:w="3216"/>
+          </w:tcPr>
+          <w:p>
+            <w:r/>
+            <w:r>
+              <w:rPr>
+                <w:sz w:val="19"/>
+              </w:rPr>
+              <w:t>OPEN</w:t>
+            </w:r>
+          </w:p>
+        </w:tc>
+        <w:tc>
+          <w:tcPr>
+            <w:tcW w:type="dxa" w:w="3216"/>
+          </w:tcPr>
+          <w:p>
+            <w:r/>
+            <w:r>
+              <w:rPr>
+                <w:sz w:val="19"/>
+              </w:rPr>
+              <w:t>Replace the demo checkout with Stripe</w:t>
             </w:r>
           </w:p>
         </w:tc>
@@ -6921,31 +7012,70 @@
     <w:p/>
     <w:p>
       <w:pPr>
-        <w:pStyle w:val="Heading1"/>
+        <w:pStyle w:val="Heading2"/>
       </w:pPr>
       <w:r>
-        <w:t>7. Manual QA checklist</w:t>
+        <w:t>5.4 Later</w:t>
       </w:r>
     </w:p>
     <w:p>
+      <w:pPr>
+        <w:pStyle w:val="ListBullet"/>
+        <w:spacing w:after="40"/>
+        <w:ind w:left="432"/>
+      </w:pPr>
       <w:r>
         <w:rPr>
           <w:sz w:val="21"/>
         </w:rPr>
-        <w:t xml:space="preserve">Run through this after </w:t>
-      </w:r>
-      <w:r>
-        <w:rPr>
-          <w:rFonts w:ascii="Consolas" w:hAnsi="Consolas"/>
-          <w:sz w:val="19"/>
-        </w:rPr>
-        <w:t>npx convex dev</w:t>
-      </w:r>
+        <w:t>Replace the demo checkout with a real payment provider (Stripe) — the billing model is already provider-agnostic.</w:t>
+      </w:r>
+    </w:p>
+    <w:p>
+      <w:pPr>
+        <w:pStyle w:val="ListBullet"/>
+        <w:spacing w:after="40"/>
+        <w:ind w:left="432"/>
+      </w:pPr>
       <w:r>
         <w:rPr>
           <w:sz w:val="21"/>
         </w:rPr>
-        <w:t xml:space="preserve"> has been run:</w:t>
+        <w:t>Multi-region data residency (the Enterprise plan advertises it).</w:t>
+      </w:r>
+    </w:p>
+    <w:p>
+      <w:pPr>
+        <w:pStyle w:val="ListBullet"/>
+        <w:spacing w:after="40"/>
+        <w:ind w:left="432"/>
+      </w:pPr>
+      <w:r>
+        <w:rPr>
+          <w:sz w:val="21"/>
+        </w:rPr>
+        <w:t>Public pages with comments and reactions.</w:t>
+      </w:r>
+    </w:p>
+    <w:p>
+      <w:pPr>
+        <w:pStyle w:val="ListBullet"/>
+        <w:spacing w:after="40"/>
+        <w:ind w:left="432"/>
+      </w:pPr>
+      <w:r>
+        <w:rPr>
+          <w:sz w:val="21"/>
+        </w:rPr>
+        <w:t>Per-database permissions and private teamspaces.</w:t>
+      </w:r>
+    </w:p>
+    <w:p>
+      <w:pPr>
+        <w:pStyle w:val="Heading1"/>
+      </w:pPr>
+      <w:r>
+        <w:t>6. Known limitations &amp; risks</w:t>
       </w:r>
     </w:p>
     <w:tbl>
@@ -6971,6 +7101,403 @@
                 <w:b/>
                 <w:sz w:val="19"/>
               </w:rPr>
+              <w:t>Area</w:t>
+            </w:r>
+          </w:p>
+        </w:tc>
+        <w:tc>
+          <w:tcPr>
+            <w:tcW w:type="dxa" w:w="3216"/>
+          </w:tcPr>
+          <w:p>
+            <w:r/>
+            <w:r>
+              <w:rPr>
+                <w:b/>
+                <w:sz w:val="19"/>
+              </w:rPr>
+              <w:t>Limitation</w:t>
+            </w:r>
+          </w:p>
+        </w:tc>
+        <w:tc>
+          <w:tcPr>
+            <w:tcW w:type="dxa" w:w="3216"/>
+          </w:tcPr>
+          <w:p>
+            <w:r/>
+            <w:r>
+              <w:rPr>
+                <w:b/>
+                <w:sz w:val="19"/>
+              </w:rPr>
+              <w:t>Risk</w:t>
+            </w:r>
+          </w:p>
+        </w:tc>
+      </w:tr>
+      <w:tr>
+        <w:tc>
+          <w:tcPr>
+            <w:tcW w:type="dxa" w:w="3216"/>
+          </w:tcPr>
+          <w:p>
+            <w:r/>
+            <w:r>
+              <w:rPr>
+                <w:sz w:val="19"/>
+              </w:rPr>
+              <w:t>Payments</w:t>
+            </w:r>
+          </w:p>
+        </w:tc>
+        <w:tc>
+          <w:tcPr>
+            <w:tcW w:type="dxa" w:w="3216"/>
+          </w:tcPr>
+          <w:p>
+            <w:r/>
+            <w:r>
+              <w:rPr>
+                <w:sz w:val="19"/>
+              </w:rPr>
+              <w:t>The card form is a demo — no real processor is connected</w:t>
+            </w:r>
+          </w:p>
+        </w:tc>
+        <w:tc>
+          <w:tcPr>
+            <w:tcW w:type="dxa" w:w="3216"/>
+          </w:tcPr>
+          <w:p>
+            <w:r/>
+            <w:r>
+              <w:rPr>
+                <w:sz w:val="19"/>
+              </w:rPr>
+              <w:t>Medium — do not market as paid</w:t>
+            </w:r>
+          </w:p>
+        </w:tc>
+      </w:tr>
+      <w:tr>
+        <w:tc>
+          <w:tcPr>
+            <w:tcW w:type="dxa" w:w="3216"/>
+          </w:tcPr>
+          <w:p>
+            <w:r/>
+            <w:r>
+              <w:rPr>
+                <w:sz w:val="19"/>
+              </w:rPr>
+              <w:t>E-mail</w:t>
+            </w:r>
+          </w:p>
+        </w:tc>
+        <w:tc>
+          <w:tcPr>
+            <w:tcW w:type="dxa" w:w="3216"/>
+          </w:tcPr>
+          <w:p>
+            <w:r/>
+            <w:r>
+              <w:rPr>
+                <w:sz w:val="19"/>
+              </w:rPr>
+              <w:t>Invitations and mentions are stored but never e-mailed</w:t>
+            </w:r>
+          </w:p>
+        </w:tc>
+        <w:tc>
+          <w:tcPr>
+            <w:tcW w:type="dxa" w:w="3216"/>
+          </w:tcPr>
+          <w:p>
+            <w:r/>
+            <w:r>
+              <w:rPr>
+                <w:sz w:val="19"/>
+              </w:rPr>
+              <w:t>Medium</w:t>
+            </w:r>
+          </w:p>
+        </w:tc>
+      </w:tr>
+      <w:tr>
+        <w:tc>
+          <w:tcPr>
+            <w:tcW w:type="dxa" w:w="3216"/>
+          </w:tcPr>
+          <w:p>
+            <w:r/>
+            <w:r>
+              <w:rPr>
+                <w:sz w:val="19"/>
+              </w:rPr>
+              <w:t>Rate limiting</w:t>
+            </w:r>
+          </w:p>
+        </w:tc>
+        <w:tc>
+          <w:tcPr>
+            <w:tcW w:type="dxa" w:w="3216"/>
+          </w:tcPr>
+          <w:p>
+            <w:r/>
+            <w:r>
+              <w:rPr>
+                <w:sz w:val="19"/>
+              </w:rPr>
+              <w:t>No rate limit on the public upload endpoint</w:t>
+            </w:r>
+          </w:p>
+        </w:tc>
+        <w:tc>
+          <w:tcPr>
+            <w:tcW w:type="dxa" w:w="3216"/>
+          </w:tcPr>
+          <w:p>
+            <w:r/>
+            <w:r>
+              <w:rPr>
+                <w:sz w:val="19"/>
+              </w:rPr>
+              <w:t>Medium — add it before launch</w:t>
+            </w:r>
+          </w:p>
+        </w:tc>
+      </w:tr>
+      <w:tr>
+        <w:tc>
+          <w:tcPr>
+            <w:tcW w:type="dxa" w:w="3216"/>
+          </w:tcPr>
+          <w:p>
+            <w:r/>
+            <w:r>
+              <w:rPr>
+                <w:sz w:val="19"/>
+              </w:rPr>
+              <w:t>Storage</w:t>
+            </w:r>
+          </w:p>
+        </w:tc>
+        <w:tc>
+          <w:tcPr>
+            <w:tcW w:type="dxa" w:w="3216"/>
+          </w:tcPr>
+          <w:p>
+            <w:r/>
+            <w:r>
+              <w:rPr>
+                <w:sz w:val="19"/>
+              </w:rPr>
+              <w:t>The local upload fallback writes to `.jotion-uploads/`</w:t>
+            </w:r>
+          </w:p>
+        </w:tc>
+        <w:tc>
+          <w:tcPr>
+            <w:tcW w:type="dxa" w:w="3216"/>
+          </w:tcPr>
+          <w:p>
+            <w:r/>
+            <w:r>
+              <w:rPr>
+                <w:sz w:val="19"/>
+              </w:rPr>
+              <w:t>Low — development only</w:t>
+            </w:r>
+          </w:p>
+        </w:tc>
+      </w:tr>
+      <w:tr>
+        <w:tc>
+          <w:tcPr>
+            <w:tcW w:type="dxa" w:w="3216"/>
+          </w:tcPr>
+          <w:p>
+            <w:r/>
+            <w:r>
+              <w:rPr>
+                <w:sz w:val="19"/>
+              </w:rPr>
+              <w:t>Search</w:t>
+            </w:r>
+          </w:p>
+        </w:tc>
+        <w:tc>
+          <w:tcPr>
+            <w:tcW w:type="dxa" w:w="3216"/>
+          </w:tcPr>
+          <w:p>
+            <w:r/>
+            <w:r>
+              <w:rPr>
+                <w:sz w:val="19"/>
+              </w:rPr>
+              <w:t>Full-text search scans the workspace client-side per query</w:t>
+            </w:r>
+          </w:p>
+        </w:tc>
+        <w:tc>
+          <w:tcPr>
+            <w:tcW w:type="dxa" w:w="3216"/>
+          </w:tcPr>
+          <w:p>
+            <w:r/>
+            <w:r>
+              <w:rPr>
+                <w:sz w:val="19"/>
+              </w:rPr>
+              <w:t>Low until workspaces grow</w:t>
+            </w:r>
+          </w:p>
+        </w:tc>
+      </w:tr>
+      <w:tr>
+        <w:tc>
+          <w:tcPr>
+            <w:tcW w:type="dxa" w:w="3216"/>
+          </w:tcPr>
+          <w:p>
+            <w:r/>
+            <w:r>
+              <w:rPr>
+                <w:sz w:val="19"/>
+              </w:rPr>
+              <w:t>Convex upgrade</w:t>
+            </w:r>
+          </w:p>
+        </w:tc>
+        <w:tc>
+          <w:tcPr>
+            <w:tcW w:type="dxa" w:w="3216"/>
+          </w:tcPr>
+          <w:p>
+            <w:r/>
+            <w:r>
+              <w:rPr>
+                <w:sz w:val="19"/>
+              </w:rPr>
+              <w:t>convex 1.16 → 1.47 was required for the test harness; the Clerk cast in `convex-provider.tsx` works around the type mismatch</w:t>
+            </w:r>
+          </w:p>
+        </w:tc>
+        <w:tc>
+          <w:tcPr>
+            <w:tcW w:type="dxa" w:w="3216"/>
+          </w:tcPr>
+          <w:p>
+            <w:r/>
+            <w:r>
+              <w:rPr>
+                <w:sz w:val="19"/>
+              </w:rPr>
+              <w:t>Low — upgrade Clerk to v6</w:t>
+            </w:r>
+          </w:p>
+        </w:tc>
+      </w:tr>
+      <w:tr>
+        <w:tc>
+          <w:tcPr>
+            <w:tcW w:type="dxa" w:w="3216"/>
+          </w:tcPr>
+          <w:p>
+            <w:r/>
+            <w:r>
+              <w:rPr>
+                <w:sz w:val="19"/>
+              </w:rPr>
+              <w:t>Version history</w:t>
+            </w:r>
+          </w:p>
+        </w:tc>
+        <w:tc>
+          <w:tcPr>
+            <w:tcW w:type="dxa" w:w="3216"/>
+          </w:tcPr>
+          <w:p>
+            <w:r/>
+            <w:r>
+              <w:rPr>
+                <w:sz w:val="19"/>
+              </w:rPr>
+              <w:t>Snapshots are created on every content change</w:t>
+            </w:r>
+          </w:p>
+        </w:tc>
+        <w:tc>
+          <w:tcPr>
+            <w:tcW w:type="dxa" w:w="3216"/>
+          </w:tcPr>
+          <w:p>
+            <w:r/>
+            <w:r>
+              <w:rPr>
+                <w:sz w:val="19"/>
+              </w:rPr>
+              <w:t>Low — retention is plan limited</w:t>
+            </w:r>
+          </w:p>
+        </w:tc>
+      </w:tr>
+    </w:tbl>
+    <w:p/>
+    <w:p>
+      <w:pPr>
+        <w:pStyle w:val="Heading1"/>
+      </w:pPr>
+      <w:r>
+        <w:t>7. Manual QA checklist</w:t>
+      </w:r>
+    </w:p>
+    <w:p>
+      <w:r>
+        <w:rPr>
+          <w:sz w:val="21"/>
+        </w:rPr>
+        <w:t xml:space="preserve">Run through this after </w:t>
+      </w:r>
+      <w:r>
+        <w:rPr>
+          <w:rFonts w:ascii="Consolas" w:hAnsi="Consolas"/>
+          <w:sz w:val="19"/>
+        </w:rPr>
+        <w:t>npx convex dev</w:t>
+      </w:r>
+      <w:r>
+        <w:rPr>
+          <w:sz w:val="21"/>
+        </w:rPr>
+        <w:t xml:space="preserve"> has been run:</w:t>
+      </w:r>
+    </w:p>
+    <w:tbl>
+      <w:tblPr>
+        <w:tblStyle w:val="LightGrid-Accent1"/>
+        <w:tblW w:type="auto" w:w="0"/>
+        <w:tblLook w:firstColumn="1" w:firstRow="1" w:lastColumn="0" w:lastRow="0" w:noHBand="0" w:noVBand="1" w:val="04A0"/>
+      </w:tblPr>
+      <w:tblGrid>
+        <w:gridCol w:w="3216"/>
+        <w:gridCol w:w="3216"/>
+        <w:gridCol w:w="3216"/>
+      </w:tblGrid>
+      <w:tr>
+        <w:tc>
+          <w:tcPr>
+            <w:tcW w:type="dxa" w:w="3216"/>
+          </w:tcPr>
+          <w:p>
+            <w:r/>
+            <w:r>
+              <w:rPr>
+                <w:b/>
+                <w:sz w:val="19"/>
+              </w:rPr>
               <w:t>#</w:t>
             </w:r>
           </w:p>
@@ -8900,6 +9427,126 @@
                 <w:sz w:val="19"/>
               </w:rPr>
               <w:t>The full pre-deployment check</w:t>
+            </w:r>
+          </w:p>
+        </w:tc>
+      </w:tr>
+      <w:tr>
+        <w:tc>
+          <w:tcPr>
+            <w:tcW w:type="dxa" w:w="4824"/>
+          </w:tcPr>
+          <w:p>
+            <w:r/>
+            <w:r>
+              <w:rPr>
+                <w:sz w:val="19"/>
+              </w:rPr>
+              <w:t>docs/DEPLOYMENT.md</w:t>
+            </w:r>
+          </w:p>
+        </w:tc>
+        <w:tc>
+          <w:tcPr>
+            <w:tcW w:type="dxa" w:w="4824"/>
+          </w:tcPr>
+          <w:p>
+            <w:r/>
+            <w:r>
+              <w:rPr>
+                <w:sz w:val="19"/>
+              </w:rPr>
+              <w:t>The step-by-step deployment guide</w:t>
+            </w:r>
+          </w:p>
+        </w:tc>
+      </w:tr>
+      <w:tr>
+        <w:tc>
+          <w:tcPr>
+            <w:tcW w:type="dxa" w:w="4824"/>
+          </w:tcPr>
+          <w:p>
+            <w:r/>
+            <w:r>
+              <w:rPr>
+                <w:sz w:val="19"/>
+              </w:rPr>
+              <w:t>components/providers/configuration-check.tsx</w:t>
+            </w:r>
+          </w:p>
+        </w:tc>
+        <w:tc>
+          <w:tcPr>
+            <w:tcW w:type="dxa" w:w="4824"/>
+          </w:tcPr>
+          <w:p>
+            <w:r/>
+            <w:r>
+              <w:rPr>
+                <w:sz w:val="19"/>
+              </w:rPr>
+              <w:t>Explains a missing environment variable instead of crashing</w:t>
+            </w:r>
+          </w:p>
+        </w:tc>
+      </w:tr>
+      <w:tr>
+        <w:tc>
+          <w:tcPr>
+            <w:tcW w:type="dxa" w:w="4824"/>
+          </w:tcPr>
+          <w:p>
+            <w:r/>
+            <w:r>
+              <w:rPr>
+                <w:sz w:val="19"/>
+              </w:rPr>
+              <w:t>hooks/use-safe-search-params.ts</w:t>
+            </w:r>
+          </w:p>
+        </w:tc>
+        <w:tc>
+          <w:tcPr>
+            <w:tcW w:type="dxa" w:w="4824"/>
+          </w:tcPr>
+          <w:p>
+            <w:r/>
+            <w:r>
+              <w:rPr>
+                <w:sz w:val="19"/>
+              </w:rPr>
+              <w:t>A null-safe `useSearchParams()`</w:t>
+            </w:r>
+          </w:p>
+        </w:tc>
+      </w:tr>
+      <w:tr>
+        <w:tc>
+          <w:tcPr>
+            <w:tcW w:type="dxa" w:w="4824"/>
+          </w:tcPr>
+          <w:p>
+            <w:r/>
+            <w:r>
+              <w:rPr>
+                <w:sz w:val="19"/>
+              </w:rPr>
+              <w:t>lib/upload-dir.ts</w:t>
+            </w:r>
+          </w:p>
+        </w:tc>
+        <w:tc>
+          <w:tcPr>
+            <w:tcW w:type="dxa" w:w="4824"/>
+          </w:tcPr>
+          <w:p>
+            <w:r/>
+            <w:r>
+              <w:rPr>
+                <w:sz w:val="19"/>
+              </w:rPr>
+              <w:t>The upload directory for local and serverless runtimes</w:t>
             </w:r>
           </w:p>
         </w:tc>

--- a/docs/Jotion-Updates-and-Next-Steps.docx
+++ b/docs/Jotion-Updates-and-Next-Steps.docx
@@ -369,7 +369,7 @@
         <w:rPr>
           <w:sz w:val="21"/>
         </w:rPr>
-        <w:t xml:space="preserve"> TypeScript compiles cleanly, ESLint reports only one pre-existing warning, the production build succeeds for all 11 routes, 84 automated tests pass, the application boots and serves every route without a single server-side error, and the live Convex deployment was verified end to end with the CLI.</w:t>
+        <w:t xml:space="preserve"> TypeScript compiles cleanly, ESLint reports only one pre-existing warning, the production build succeeds for all 11 routes, 100 automated tests pass, the application boots and serves every route without a single server-side error, and the live Convex deployment was verified end to end with the CLI.</w:t>
       </w:r>
     </w:p>
     <w:p>
@@ -1093,7 +1093,7 @@
           <w:rFonts w:ascii="Consolas" w:hAnsi="Consolas" w:eastAsia="Consolas"/>
           <w:sz w:val="15"/>
         </w:rPr>
-        <w:t xml:space="preserve"> Test Files  12 passed (12)</w:t>
+        <w:t xml:space="preserve"> Test Files  13 passed (13)</w:t>
       </w:r>
     </w:p>
     <w:p>
@@ -1105,7 +1105,7 @@
           <w:rFonts w:ascii="Consolas" w:hAnsi="Consolas" w:eastAsia="Consolas"/>
           <w:sz w:val="15"/>
         </w:rPr>
-        <w:t xml:space="preserve">      Tests  84 passed (84)</w:t>
+        <w:t xml:space="preserve">      Tests  100 passed (100)</w:t>
       </w:r>
     </w:p>
     <w:p>
@@ -4200,7 +4200,399 @@
         <w:pStyle w:val="Heading2"/>
       </w:pPr>
       <w:r>
-        <w:t>3.11 Continuous integration &amp; deployment</w:t>
+        <w:t>3.11 Payments with Razorpay</w:t>
+      </w:r>
+    </w:p>
+    <w:p>
+      <w:pPr>
+        <w:pStyle w:val="ListBullet"/>
+        <w:spacing w:after="40"/>
+        <w:ind w:left="432"/>
+      </w:pPr>
+      <w:r>
+        <w:rPr>
+          <w:b/>
+          <w:sz w:val="21"/>
+        </w:rPr>
+        <w:t>`lib/razorpay.ts`</w:t>
+      </w:r>
+      <w:r>
+        <w:rPr>
+          <w:sz w:val="21"/>
+        </w:rPr>
+        <w:t xml:space="preserve"> — a minimal Razorpay client: creating an order (in paise), verifying a payment signature and verifying a webhook signature with HMAC-SHA256.</w:t>
+      </w:r>
+    </w:p>
+    <w:p>
+      <w:pPr>
+        <w:pStyle w:val="ListBullet"/>
+        <w:spacing w:after="40"/>
+        <w:ind w:left="432"/>
+      </w:pPr>
+      <w:r>
+        <w:rPr>
+          <w:b/>
+          <w:sz w:val="21"/>
+        </w:rPr>
+        <w:t>`convex/razorpay.ts`</w:t>
+      </w:r>
+      <w:r>
+        <w:rPr>
+          <w:sz w:val="21"/>
+        </w:rPr>
+        <w:t xml:space="preserve"> — the </w:t>
+      </w:r>
+      <w:r>
+        <w:rPr>
+          <w:rFonts w:ascii="Consolas" w:hAnsi="Consolas"/>
+          <w:sz w:val="19"/>
+        </w:rPr>
+        <w:t>createOrder</w:t>
+      </w:r>
+      <w:r>
+        <w:rPr>
+          <w:sz w:val="21"/>
+        </w:rPr>
+        <w:t xml:space="preserve"> action (an action, because only actions can talk to the network) and the </w:t>
+      </w:r>
+      <w:r>
+        <w:rPr>
+          <w:rFonts w:ascii="Consolas" w:hAnsi="Consolas"/>
+          <w:sz w:val="19"/>
+        </w:rPr>
+        <w:t>verifyPayment</w:t>
+      </w:r>
+      <w:r>
+        <w:rPr>
+          <w:sz w:val="21"/>
+        </w:rPr>
+        <w:t xml:space="preserve"> mutation, which activates the subscription </w:t>
+      </w:r>
+      <w:r>
+        <w:rPr>
+          <w:b/>
+          <w:sz w:val="21"/>
+        </w:rPr>
+        <w:t>only</w:t>
+      </w:r>
+      <w:r>
+        <w:rPr>
+          <w:sz w:val="21"/>
+        </w:rPr>
+        <w:t xml:space="preserve"> after the signature was verified on the server.</w:t>
+      </w:r>
+    </w:p>
+    <w:p>
+      <w:pPr>
+        <w:pStyle w:val="ListBullet"/>
+        <w:spacing w:after="40"/>
+        <w:ind w:left="432"/>
+      </w:pPr>
+      <w:r>
+        <w:rPr>
+          <w:b/>
+          <w:sz w:val="21"/>
+        </w:rPr>
+        <w:t>The webhook</w:t>
+      </w:r>
+      <w:r>
+        <w:rPr>
+          <w:sz w:val="21"/>
+        </w:rPr>
+        <w:t xml:space="preserve"> — </w:t>
+      </w:r>
+      <w:r>
+        <w:rPr>
+          <w:rFonts w:ascii="Consolas" w:hAnsi="Consolas"/>
+          <w:sz w:val="19"/>
+        </w:rPr>
+        <w:t>app/api/webhooks/razorpay/route.ts</w:t>
+      </w:r>
+      <w:r>
+        <w:rPr>
+          <w:sz w:val="21"/>
+        </w:rPr>
+        <w:t xml:space="preserve"> verifies the </w:t>
+      </w:r>
+      <w:r>
+        <w:rPr>
+          <w:rFonts w:ascii="Consolas" w:hAnsi="Consolas"/>
+          <w:sz w:val="19"/>
+        </w:rPr>
+        <w:t>x-razorpay-signature</w:t>
+      </w:r>
+      <w:r>
+        <w:rPr>
+          <w:sz w:val="21"/>
+        </w:rPr>
+        <w:t xml:space="preserve"> header with the webhook secret.</w:t>
+      </w:r>
+    </w:p>
+    <w:p>
+      <w:pPr>
+        <w:pStyle w:val="ListBullet"/>
+        <w:spacing w:after="40"/>
+        <w:ind w:left="432"/>
+      </w:pPr>
+      <w:r>
+        <w:rPr>
+          <w:b/>
+          <w:sz w:val="21"/>
+        </w:rPr>
+        <w:t>The checkout</w:t>
+      </w:r>
+      <w:r>
+        <w:rPr>
+          <w:sz w:val="21"/>
+        </w:rPr>
+        <w:t xml:space="preserve"> — when </w:t>
+      </w:r>
+      <w:r>
+        <w:rPr>
+          <w:rFonts w:ascii="Consolas" w:hAnsi="Consolas"/>
+          <w:sz w:val="19"/>
+        </w:rPr>
+        <w:t>NEXT_PUBLIC_RAZORPAY_KEY_ID</w:t>
+      </w:r>
+      <w:r>
+        <w:rPr>
+          <w:sz w:val="21"/>
+        </w:rPr>
+        <w:t xml:space="preserve"> is configured the Razorpay widget is opened; without it the demo card form is used.</w:t>
+      </w:r>
+    </w:p>
+    <w:p>
+      <w:pPr>
+        <w:pStyle w:val="ListBullet"/>
+        <w:spacing w:after="40"/>
+        <w:ind w:left="432"/>
+      </w:pPr>
+      <w:r>
+        <w:rPr>
+          <w:sz w:val="21"/>
+        </w:rPr>
+        <w:t xml:space="preserve">The prices are stored in USD and converted with </w:t>
+      </w:r>
+      <w:r>
+        <w:rPr>
+          <w:rFonts w:ascii="Consolas" w:hAnsi="Consolas"/>
+          <w:sz w:val="19"/>
+        </w:rPr>
+        <w:t>RAZORPAY_INR_PER_USD</w:t>
+      </w:r>
+      <w:r>
+        <w:rPr>
+          <w:sz w:val="21"/>
+        </w:rPr>
+        <w:t xml:space="preserve"> (default 83).</w:t>
+      </w:r>
+    </w:p>
+    <w:p>
+      <w:pPr>
+        <w:pStyle w:val="Heading2"/>
+      </w:pPr>
+      <w:r>
+        <w:t>3.12 Public page comments</w:t>
+      </w:r>
+    </w:p>
+    <w:p>
+      <w:pPr>
+        <w:pStyle w:val="ListBullet"/>
+        <w:spacing w:after="40"/>
+        <w:ind w:left="432"/>
+      </w:pPr>
+      <w:r>
+        <w:rPr>
+          <w:sz w:val="21"/>
+        </w:rPr>
+        <w:t xml:space="preserve">A page that is published with the </w:t>
+      </w:r>
+      <w:r>
+        <w:rPr>
+          <w:b/>
+          <w:sz w:val="21"/>
+        </w:rPr>
+        <w:t>Can comment</w:t>
+      </w:r>
+      <w:r>
+        <w:rPr>
+          <w:sz w:val="21"/>
+        </w:rPr>
+        <w:t xml:space="preserve"> access accepts comments from anonymous visitors — they only need a name.</w:t>
+      </w:r>
+    </w:p>
+    <w:p>
+      <w:pPr>
+        <w:pStyle w:val="ListBullet"/>
+        <w:spacing w:after="40"/>
+        <w:ind w:left="432"/>
+      </w:pPr>
+      <w:r>
+        <w:rPr>
+          <w:sz w:val="21"/>
+        </w:rPr>
+        <w:t>The comment thread is rendered under the published page.</w:t>
+      </w:r>
+    </w:p>
+    <w:p>
+      <w:pPr>
+        <w:pStyle w:val="ListBullet"/>
+        <w:spacing w:after="40"/>
+        <w:ind w:left="432"/>
+      </w:pPr>
+      <w:r>
+        <w:rPr>
+          <w:sz w:val="21"/>
+        </w:rPr>
+        <w:t>Guards: no links, a maximum length, and a rate limit of five comments per five minutes.</w:t>
+      </w:r>
+    </w:p>
+    <w:p>
+      <w:pPr>
+        <w:pStyle w:val="Heading2"/>
+      </w:pPr>
+      <w:r>
+        <w:t>3.13 Per-database permissions</w:t>
+      </w:r>
+    </w:p>
+    <w:p>
+      <w:pPr>
+        <w:pStyle w:val="ListBullet"/>
+        <w:spacing w:after="40"/>
+        <w:ind w:left="432"/>
+      </w:pPr>
+      <w:r>
+        <w:rPr>
+          <w:sz w:val="21"/>
+        </w:rPr>
+        <w:t xml:space="preserve">Every database has a </w:t>
+      </w:r>
+      <w:r>
+        <w:rPr>
+          <w:b/>
+          <w:sz w:val="21"/>
+        </w:rPr>
+        <w:t>default permission</w:t>
+      </w:r>
+      <w:r>
+        <w:rPr>
+          <w:sz w:val="21"/>
+        </w:rPr>
+        <w:t xml:space="preserve"> for the workspace (*Can edit*, *Can comment*, *Can view* or *No access*) and can give individual people a different one.</w:t>
+      </w:r>
+    </w:p>
+    <w:p>
+      <w:pPr>
+        <w:pStyle w:val="ListBullet"/>
+        <w:spacing w:after="40"/>
+        <w:ind w:left="432"/>
+      </w:pPr>
+      <w:r>
+        <w:rPr>
+          <w:sz w:val="21"/>
+        </w:rPr>
+        <w:t>The permission is resolved on the server: reading a database needs *view*, changing rows needs *edit* — owners and admins can always do everything.</w:t>
+      </w:r>
+    </w:p>
+    <w:p>
+      <w:pPr>
+        <w:pStyle w:val="ListBullet"/>
+        <w:spacing w:after="40"/>
+        <w:ind w:left="432"/>
+      </w:pPr>
+      <w:r>
+        <w:rPr>
+          <w:sz w:val="21"/>
+        </w:rPr>
+        <w:t>The *Permissions* panel next to the automations manages it.</w:t>
+      </w:r>
+    </w:p>
+    <w:p>
+      <w:pPr>
+        <w:pStyle w:val="Heading2"/>
+      </w:pPr>
+      <w:r>
+        <w:t>3.14 The development sign-in</w:t>
+      </w:r>
+    </w:p>
+    <w:p>
+      <w:pPr>
+        <w:pStyle w:val="ListBullet"/>
+        <w:spacing w:after="40"/>
+        <w:ind w:left="432"/>
+      </w:pPr>
+      <w:r>
+        <w:rPr>
+          <w:sz w:val="21"/>
+        </w:rPr>
+        <w:t>A sign-in that works without a Clerk account — it makes testing the app a two-click affair.</w:t>
+      </w:r>
+    </w:p>
+    <w:p>
+      <w:pPr>
+        <w:pStyle w:val="ListBullet"/>
+        <w:spacing w:after="40"/>
+        <w:ind w:left="432"/>
+      </w:pPr>
+      <w:r>
+        <w:rPr>
+          <w:b/>
+          <w:sz w:val="21"/>
+        </w:rPr>
+        <w:t>It is not public:</w:t>
+      </w:r>
+      <w:r>
+        <w:rPr>
+          <w:sz w:val="21"/>
+        </w:rPr>
+        <w:t xml:space="preserve"> the deployment has to have </w:t>
+      </w:r>
+      <w:r>
+        <w:rPr>
+          <w:rFonts w:ascii="Consolas" w:hAnsi="Consolas"/>
+          <w:sz w:val="19"/>
+        </w:rPr>
+        <w:t>ALLOW_DEV_AUTH=true</w:t>
+      </w:r>
+      <w:r>
+        <w:rPr>
+          <w:sz w:val="21"/>
+        </w:rPr>
+        <w:t xml:space="preserve"> and the JWT secret of the deployment, and the page (</w:t>
+      </w:r>
+      <w:r>
+        <w:rPr>
+          <w:rFonts w:ascii="Consolas" w:hAnsi="Consolas"/>
+          <w:sz w:val="19"/>
+        </w:rPr>
+        <w:t>/dev/signin</w:t>
+      </w:r>
+      <w:r>
+        <w:rPr>
+          <w:sz w:val="21"/>
+        </w:rPr>
+        <w:t>) is not linked anywhere. The production deployment has neither of the two variables, so every function there refuses to run.</w:t>
+      </w:r>
+    </w:p>
+    <w:p>
+      <w:pPr>
+        <w:pStyle w:val="ListBullet"/>
+        <w:spacing w:after="40"/>
+        <w:ind w:left="432"/>
+      </w:pPr>
+      <w:r>
+        <w:rPr>
+          <w:sz w:val="21"/>
+        </w:rPr>
+        <w:t>The tokens are ordinary JWTs, so the rest of the application does not know whether a request came from Clerk or from the development sign-in.</w:t>
+      </w:r>
+    </w:p>
+    <w:p>
+      <w:pPr>
+        <w:pStyle w:val="Heading2"/>
+      </w:pPr>
+      <w:r>
+        <w:t>3.15 Continuous integration &amp; deployment</w:t>
       </w:r>
     </w:p>
     <w:p>
@@ -6901,7 +7293,7 @@
               <w:rPr>
                 <w:sz w:val="19"/>
               </w:rPr>
-              <w:t>OPEN</w:t>
+              <w:t>DONE</w:t>
             </w:r>
           </w:p>
         </w:tc>
@@ -6915,7 +7307,7 @@
               <w:rPr>
                 <w:sz w:val="19"/>
               </w:rPr>
-              <w:t>Comments on published pages for anonymous visitors</w:t>
+              <w:t>Visitors of a published page can comment without an account</w:t>
             </w:r>
           </w:p>
         </w:tc>
@@ -6931,7 +7323,7 @@
               <w:rPr>
                 <w:sz w:val="19"/>
               </w:rPr>
-              <w:t>Per-database permissions / private teamspaces</w:t>
+              <w:t>Per-database permissions</w:t>
             </w:r>
           </w:p>
         </w:tc>
@@ -6945,7 +7337,7 @@
               <w:rPr>
                 <w:sz w:val="19"/>
               </w:rPr>
-              <w:t>OPEN</w:t>
+              <w:t>DONE</w:t>
             </w:r>
           </w:p>
         </w:tc>
@@ -6959,7 +7351,7 @@
               <w:rPr>
                 <w:sz w:val="19"/>
               </w:rPr>
-              <w:t>Finer grained access control</w:t>
+              <w:t>A default permission per database plus a permission per person</w:t>
             </w:r>
           </w:p>
         </w:tc>
@@ -6989,7 +7381,7 @@
               <w:rPr>
                 <w:sz w:val="19"/>
               </w:rPr>
-              <w:t>OPEN</w:t>
+              <w:t>DONE</w:t>
             </w:r>
           </w:p>
         </w:tc>
@@ -7003,7 +7395,7 @@
               <w:rPr>
                 <w:sz w:val="19"/>
               </w:rPr>
-              <w:t>Replace the demo checkout with Stripe</w:t>
+              <w:t>Razorpay: order creation, signature verification and webhooks (the demo card form stays as a fallback)</w:t>
             </w:r>
           </w:p>
         </w:tc>
@@ -9547,6 +9939,306 @@
                 <w:sz w:val="19"/>
               </w:rPr>
               <w:t>The upload directory for local and serverless runtimes</w:t>
+            </w:r>
+          </w:p>
+        </w:tc>
+      </w:tr>
+      <w:tr>
+        <w:tc>
+          <w:tcPr>
+            <w:tcW w:type="dxa" w:w="4824"/>
+          </w:tcPr>
+          <w:p>
+            <w:r/>
+            <w:r>
+              <w:rPr>
+                <w:sz w:val="19"/>
+              </w:rPr>
+              <w:t>lib/razorpay.ts</w:t>
+            </w:r>
+          </w:p>
+        </w:tc>
+        <w:tc>
+          <w:tcPr>
+            <w:tcW w:type="dxa" w:w="4824"/>
+          </w:tcPr>
+          <w:p>
+            <w:r/>
+            <w:r>
+              <w:rPr>
+                <w:sz w:val="19"/>
+              </w:rPr>
+              <w:t>The Razorpay client (orders + signature verification)</w:t>
+            </w:r>
+          </w:p>
+        </w:tc>
+      </w:tr>
+      <w:tr>
+        <w:tc>
+          <w:tcPr>
+            <w:tcW w:type="dxa" w:w="4824"/>
+          </w:tcPr>
+          <w:p>
+            <w:r/>
+            <w:r>
+              <w:rPr>
+                <w:sz w:val="19"/>
+              </w:rPr>
+              <w:t>convex/razorpay.ts</w:t>
+            </w:r>
+          </w:p>
+        </w:tc>
+        <w:tc>
+          <w:tcPr>
+            <w:tcW w:type="dxa" w:w="4824"/>
+          </w:tcPr>
+          <w:p>
+            <w:r/>
+            <w:r>
+              <w:rPr>
+                <w:sz w:val="19"/>
+              </w:rPr>
+              <w:t>The Razorpay order and payment functions</w:t>
+            </w:r>
+          </w:p>
+        </w:tc>
+      </w:tr>
+      <w:tr>
+        <w:tc>
+          <w:tcPr>
+            <w:tcW w:type="dxa" w:w="4824"/>
+          </w:tcPr>
+          <w:p>
+            <w:r/>
+            <w:r>
+              <w:rPr>
+                <w:sz w:val="19"/>
+              </w:rPr>
+              <w:t>app/api/webhooks/razorpay/route.ts</w:t>
+            </w:r>
+          </w:p>
+        </w:tc>
+        <w:tc>
+          <w:tcPr>
+            <w:tcW w:type="dxa" w:w="4824"/>
+          </w:tcPr>
+          <w:p>
+            <w:r/>
+            <w:r>
+              <w:rPr>
+                <w:sz w:val="19"/>
+              </w:rPr>
+              <w:t>The Razorpay webhook</w:t>
+            </w:r>
+          </w:p>
+        </w:tc>
+      </w:tr>
+      <w:tr>
+        <w:tc>
+          <w:tcPr>
+            <w:tcW w:type="dxa" w:w="4824"/>
+          </w:tcPr>
+          <w:p>
+            <w:r/>
+            <w:r>
+              <w:rPr>
+                <w:sz w:val="19"/>
+              </w:rPr>
+              <w:t>convex/devAuth.ts</w:t>
+            </w:r>
+          </w:p>
+        </w:tc>
+        <w:tc>
+          <w:tcPr>
+            <w:tcW w:type="dxa" w:w="4824"/>
+          </w:tcPr>
+          <w:p>
+            <w:r/>
+            <w:r>
+              <w:rPr>
+                <w:sz w:val="19"/>
+              </w:rPr>
+              <w:t>The gated development sign-in</w:t>
+            </w:r>
+          </w:p>
+        </w:tc>
+      </w:tr>
+      <w:tr>
+        <w:tc>
+          <w:tcPr>
+            <w:tcW w:type="dxa" w:w="4824"/>
+          </w:tcPr>
+          <w:p>
+            <w:r/>
+            <w:r>
+              <w:rPr>
+                <w:sz w:val="19"/>
+              </w:rPr>
+              <w:t>convex/devAuthInternal.ts</w:t>
+            </w:r>
+          </w:p>
+        </w:tc>
+        <w:tc>
+          <w:tcPr>
+            <w:tcW w:type="dxa" w:w="4824"/>
+          </w:tcPr>
+          <w:p>
+            <w:r/>
+            <w:r>
+              <w:rPr>
+                <w:sz w:val="19"/>
+              </w:rPr>
+              <w:t>The internal functions of the development sign-in</w:t>
+            </w:r>
+          </w:p>
+        </w:tc>
+      </w:tr>
+      <w:tr>
+        <w:tc>
+          <w:tcPr>
+            <w:tcW w:type="dxa" w:w="4824"/>
+          </w:tcPr>
+          <w:p>
+            <w:r/>
+            <w:r>
+              <w:rPr>
+                <w:sz w:val="19"/>
+              </w:rPr>
+              <w:t>lib/dev-auth.ts</w:t>
+            </w:r>
+          </w:p>
+        </w:tc>
+        <w:tc>
+          <w:tcPr>
+            <w:tcW w:type="dxa" w:w="4824"/>
+          </w:tcPr>
+          <w:p>
+            <w:r/>
+            <w:r>
+              <w:rPr>
+                <w:sz w:val="19"/>
+              </w:rPr>
+              <w:t>The client side of the development sign-in</w:t>
+            </w:r>
+          </w:p>
+        </w:tc>
+      </w:tr>
+      <w:tr>
+        <w:tc>
+          <w:tcPr>
+            <w:tcW w:type="dxa" w:w="4824"/>
+          </w:tcPr>
+          <w:p>
+            <w:r/>
+            <w:r>
+              <w:rPr>
+                <w:sz w:val="19"/>
+              </w:rPr>
+              <w:t>app/(dev)/dev/signin/page.tsx</w:t>
+            </w:r>
+          </w:p>
+        </w:tc>
+        <w:tc>
+          <w:tcPr>
+            <w:tcW w:type="dxa" w:w="4824"/>
+          </w:tcPr>
+          <w:p>
+            <w:r/>
+            <w:r>
+              <w:rPr>
+                <w:sz w:val="19"/>
+              </w:rPr>
+              <w:t>The development sign-in page</w:t>
+            </w:r>
+          </w:p>
+        </w:tc>
+      </w:tr>
+      <w:tr>
+        <w:tc>
+          <w:tcPr>
+            <w:tcW w:type="dxa" w:w="4824"/>
+          </w:tcPr>
+          <w:p>
+            <w:r/>
+            <w:r>
+              <w:rPr>
+                <w:sz w:val="19"/>
+              </w:rPr>
+              <w:t>components/page/public-comments.tsx</w:t>
+            </w:r>
+          </w:p>
+        </w:tc>
+        <w:tc>
+          <w:tcPr>
+            <w:tcW w:type="dxa" w:w="4824"/>
+          </w:tcPr>
+          <w:p>
+            <w:r/>
+            <w:r>
+              <w:rPr>
+                <w:sz w:val="19"/>
+              </w:rPr>
+              <w:t>The comment thread of a published page</w:t>
+            </w:r>
+          </w:p>
+        </w:tc>
+      </w:tr>
+      <w:tr>
+        <w:tc>
+          <w:tcPr>
+            <w:tcW w:type="dxa" w:w="4824"/>
+          </w:tcPr>
+          <w:p>
+            <w:r/>
+            <w:r>
+              <w:rPr>
+                <w:sz w:val="19"/>
+              </w:rPr>
+              <w:t>components/database/permissions-panel.tsx</w:t>
+            </w:r>
+          </w:p>
+        </w:tc>
+        <w:tc>
+          <w:tcPr>
+            <w:tcW w:type="dxa" w:w="4824"/>
+          </w:tcPr>
+          <w:p>
+            <w:r/>
+            <w:r>
+              <w:rPr>
+                <w:sz w:val="19"/>
+              </w:rPr>
+              <w:t>The permissions of a database</w:t>
+            </w:r>
+          </w:p>
+        </w:tc>
+      </w:tr>
+      <w:tr>
+        <w:tc>
+          <w:tcPr>
+            <w:tcW w:type="dxa" w:w="4824"/>
+          </w:tcPr>
+          <w:p>
+            <w:r/>
+            <w:r>
+              <w:rPr>
+                <w:sz w:val="19"/>
+              </w:rPr>
+              <w:t>tests/platform.test.ts</w:t>
+            </w:r>
+          </w:p>
+        </w:tc>
+        <w:tc>
+          <w:tcPr>
+            <w:tcW w:type="dxa" w:w="4824"/>
+          </w:tcPr>
+          <w:p>
+            <w:r/>
+            <w:r>
+              <w:rPr>
+                <w:sz w:val="19"/>
+              </w:rPr>
+              <w:t>Razorpay, public comments, permissions and the dev gate</w:t>
             </w:r>
           </w:p>
         </w:tc>
